--- a/vs_resume2-9.docx
+++ b/vs_resume2-9.docx
@@ -314,11 +314,11 @@
       <w:r>
         <w:t>VNSGU</w:t>
       </w:r>
-    </w:p>
-    <w:p>
-      <w:pPr>
-        <w:pStyle w:val="NormalWeb"/>
-      </w:pPr>
+      <w:r>
+        <w:t>(VEER NARMADA SOUTH GUJARAT UNIVERSITY)</w:t>
+      </w:r>
+    </w:p>
+    <w:p>
       <w:r>
         <w:rPr>
           <w:rStyle w:val="Strong"/>
@@ -345,137 +345,33 @@
       </w:r>
     </w:p>
     <w:p>
-      <w:pPr>
-        <w:pStyle w:val="NormalWeb"/>
-      </w:pPr>
-      <w:r>
-        <w:t>Relevant areas of study:</w:t>
-      </w:r>
-    </w:p>
-    <w:p>
-      <w:pPr>
-        <w:numPr>
-          <w:ilvl w:val="0"/>
-          <w:numId w:val="1"/>
-        </w:numPr>
-        <w:spacing w:before="100" w:beforeAutospacing="1" w:after="100" w:afterAutospacing="1" w:line="240" w:lineRule="auto"/>
-        <w:rPr>
-          <w:rFonts w:eastAsia="Times New Roman"/>
-        </w:rPr>
-      </w:pPr>
-      <w:r>
-        <w:rPr>
-          <w:rFonts w:eastAsia="Times New Roman"/>
-        </w:rPr>
-        <w:t>Object-Oriented Programming</w:t>
-      </w:r>
-    </w:p>
-    <w:p>
-      <w:pPr>
-        <w:numPr>
-          <w:ilvl w:val="0"/>
-          <w:numId w:val="1"/>
-        </w:numPr>
-        <w:spacing w:before="100" w:beforeAutospacing="1" w:after="100" w:afterAutospacing="1" w:line="240" w:lineRule="auto"/>
-        <w:rPr>
-          <w:rFonts w:eastAsia="Times New Roman"/>
-        </w:rPr>
-      </w:pPr>
-      <w:r>
-        <w:rPr>
-          <w:rFonts w:eastAsia="Times New Roman"/>
-        </w:rPr>
-        <w:t>Database Management Systems</w:t>
-      </w:r>
-    </w:p>
-    <w:p>
-      <w:pPr>
-        <w:numPr>
-          <w:ilvl w:val="0"/>
-          <w:numId w:val="1"/>
-        </w:numPr>
-        <w:spacing w:before="100" w:beforeAutospacing="1" w:after="100" w:afterAutospacing="1" w:line="240" w:lineRule="auto"/>
-        <w:rPr>
-          <w:rFonts w:eastAsia="Times New Roman"/>
-        </w:rPr>
-      </w:pPr>
-      <w:r>
-        <w:rPr>
-          <w:rFonts w:eastAsia="Times New Roman"/>
-        </w:rPr>
-        <w:t>Web Development</w:t>
-      </w:r>
-    </w:p>
-    <w:p>
-      <w:pPr>
-        <w:numPr>
-          <w:ilvl w:val="0"/>
-          <w:numId w:val="1"/>
-        </w:numPr>
-        <w:spacing w:before="100" w:beforeAutospacing="1" w:after="100" w:afterAutospacing="1" w:line="240" w:lineRule="auto"/>
-        <w:rPr>
-          <w:rFonts w:eastAsia="Times New Roman"/>
-        </w:rPr>
-      </w:pPr>
-      <w:r>
-        <w:rPr>
-          <w:rFonts w:eastAsia="Times New Roman"/>
-        </w:rPr>
-        <w:t>Software Development</w:t>
-      </w:r>
-    </w:p>
-    <w:p>
-      <w:pPr>
-        <w:numPr>
-          <w:ilvl w:val="0"/>
-          <w:numId w:val="1"/>
-        </w:numPr>
-        <w:spacing w:before="100" w:beforeAutospacing="1" w:after="100" w:afterAutospacing="1" w:line="240" w:lineRule="auto"/>
-        <w:rPr>
-          <w:rFonts w:eastAsia="Times New Roman"/>
-        </w:rPr>
-      </w:pPr>
-      <w:r>
-        <w:rPr>
-          <w:rFonts w:eastAsia="Times New Roman"/>
-        </w:rPr>
-        <w:t>C / C++ Programming</w:t>
-      </w:r>
-    </w:p>
-    <w:p>
-      <w:pPr>
-        <w:numPr>
-          <w:ilvl w:val="0"/>
-          <w:numId w:val="1"/>
-        </w:numPr>
-        <w:spacing w:before="100" w:beforeAutospacing="1" w:after="100" w:afterAutospacing="1" w:line="240" w:lineRule="auto"/>
-        <w:rPr>
-          <w:rFonts w:eastAsia="Times New Roman"/>
-        </w:rPr>
-      </w:pPr>
-      <w:r>
-        <w:rPr>
-          <w:rFonts w:eastAsia="Times New Roman"/>
-        </w:rPr>
-        <w:t>Java Programming</w:t>
-      </w:r>
-    </w:p>
-    <w:p>
-      <w:pPr>
-        <w:numPr>
-          <w:ilvl w:val="0"/>
-          <w:numId w:val="1"/>
-        </w:numPr>
-        <w:spacing w:before="100" w:beforeAutospacing="1" w:after="100" w:afterAutospacing="1" w:line="240" w:lineRule="auto"/>
-        <w:rPr>
-          <w:rFonts w:eastAsia="Times New Roman"/>
-        </w:rPr>
-      </w:pPr>
-      <w:r>
-        <w:rPr>
-          <w:rFonts w:eastAsia="Times New Roman"/>
-        </w:rPr>
-        <w:t>SQL &amp; RDBMS</w:t>
+      <w:r>
+        <w:rPr>
+          <w:b/>
+          <w:bCs/>
+          <w:sz w:val="28"/>
+          <w:szCs w:val="28"/>
+        </w:rPr>
+        <w:t>Currently pursuing</w:t>
+      </w:r>
+      <w:r>
+        <w:rPr>
+          <w:b/>
+          <w:bCs/>
+          <w:sz w:val="28"/>
+          <w:szCs w:val="28"/>
+        </w:rPr>
+        <w:t xml:space="preserve"> </w:t>
+      </w:r>
+      <w:r>
+        <w:rPr>
+          <w:b/>
+          <w:bCs/>
+        </w:rPr>
+        <w:t>:</w:t>
+      </w:r>
+      <w:r>
+        <w:t xml:space="preserve">- Java-Full Stack Developer </w:t>
       </w:r>
     </w:p>
     <w:p>
@@ -1219,24 +1115,6 @@
         <w:rPr>
           <w:rFonts w:eastAsia="Times New Roman"/>
         </w:rPr>
-        <w:t>MVC Architecture</w:t>
-      </w:r>
-    </w:p>
-    <w:p>
-      <w:pPr>
-        <w:numPr>
-          <w:ilvl w:val="0"/>
-          <w:numId w:val="8"/>
-        </w:numPr>
-        <w:spacing w:before="100" w:beforeAutospacing="1" w:after="100" w:afterAutospacing="1" w:line="240" w:lineRule="auto"/>
-        <w:rPr>
-          <w:rFonts w:eastAsia="Times New Roman"/>
-        </w:rPr>
-      </w:pPr>
-      <w:r>
-        <w:rPr>
-          <w:rFonts w:eastAsia="Times New Roman"/>
-        </w:rPr>
         <w:t>Web Application Development</w:t>
       </w:r>
     </w:p>
@@ -2027,70 +1905,6 @@
           <w:rFonts w:eastAsia="Times New Roman"/>
         </w:rPr>
         <w:t xml:space="preserve">certificates </w:t>
-      </w:r>
-    </w:p>
-    <w:p>
-      <w:pPr>
-        <w:spacing w:before="100" w:beforeAutospacing="1" w:after="100" w:afterAutospacing="1" w:line="240" w:lineRule="auto"/>
-        <w:ind w:left="720"/>
-        <w:rPr>
-          <w:rFonts w:eastAsia="Times New Roman"/>
-        </w:rPr>
-      </w:pPr>
-      <w:r>
-        <w:rPr>
-          <w:rFonts w:eastAsia="Times New Roman"/>
-          <w:noProof/>
-        </w:rPr>
-        <w:drawing>
-          <wp:anchor distT="0" distB="0" distL="114300" distR="114300" simplePos="0" relativeHeight="251659264" behindDoc="0" locked="0" layoutInCell="1" allowOverlap="1" wp14:anchorId="5B3FFF5F" wp14:editId="149D954D">
-            <wp:simplePos x="0" y="0"/>
-            <wp:positionH relativeFrom="column">
-              <wp:posOffset>-198120</wp:posOffset>
-            </wp:positionH>
-            <wp:positionV relativeFrom="paragraph">
-              <wp:posOffset>0</wp:posOffset>
-            </wp:positionV>
-            <wp:extent cx="5859145" cy="8229600"/>
-            <wp:effectExtent l="0" t="0" r="8255" b="0"/>
-            <wp:wrapTopAndBottom/>
-            <wp:docPr id="1179868871" name="Picture 1"/>
-            <wp:cNvGraphicFramePr>
-              <a:graphicFrameLocks xmlns:a="http://schemas.openxmlformats.org/drawingml/2006/main" noChangeAspect="1"/>
-            </wp:cNvGraphicFramePr>
-            <a:graphic xmlns:a="http://schemas.openxmlformats.org/drawingml/2006/main">
-              <a:graphicData uri="http://schemas.openxmlformats.org/drawingml/2006/picture">
-                <pic:pic xmlns:pic="http://schemas.openxmlformats.org/drawingml/2006/picture">
-                  <pic:nvPicPr>
-                    <pic:cNvPr id="1179868871" name="Picture 1179868871"/>
-                    <pic:cNvPicPr/>
-                  </pic:nvPicPr>
-                  <pic:blipFill>
-                    <a:blip r:embed="rId5">
-                      <a:extLst>
-                        <a:ext uri="{28A0092B-C50C-407E-A947-70E740481C1C}">
-                          <a14:useLocalDpi xmlns:a14="http://schemas.microsoft.com/office/drawing/2010/main" val="0"/>
-                        </a:ext>
-                      </a:extLst>
-                    </a:blip>
-                    <a:stretch>
-                      <a:fillRect/>
-                    </a:stretch>
-                  </pic:blipFill>
-                  <pic:spPr>
-                    <a:xfrm>
-                      <a:off x="0" y="0"/>
-                      <a:ext cx="5859145" cy="8229600"/>
-                    </a:xfrm>
-                    <a:prstGeom prst="rect">
-                      <a:avLst/>
-                    </a:prstGeom>
-                  </pic:spPr>
-                </pic:pic>
-              </a:graphicData>
-            </a:graphic>
-          </wp:anchor>
-        </w:drawing>
       </w:r>
     </w:p>
     <w:p>

--- a/vs_resume2-9.docx
+++ b/vs_resume2-9.docx
@@ -7,26 +7,31 @@
         <w:pStyle w:val="Heading1"/>
         <w:rPr>
           <w:rFonts w:eastAsia="Times New Roman"/>
-          <w:kern w:val="36"/>
-          <w:sz w:val="48"/>
-          <w:szCs w:val="48"/>
-          <w14:ligatures w14:val="none"/>
-        </w:rPr>
-      </w:pPr>
-      <w:r>
-        <w:rPr>
-          <w:rFonts w:eastAsia="Times New Roman"/>
+        </w:rPr>
+      </w:pPr>
+      <w:r>
+        <w:rPr>
+          <w:rStyle w:val="Strong"/>
+          <w:rFonts w:eastAsia="Times New Roman"/>
+          <w:b w:val="0"/>
+          <w:bCs w:val="0"/>
         </w:rPr>
         <w:t>VIDHYASAGAR R. MAURYA</w:t>
       </w:r>
     </w:p>
     <w:p>
       <w:pPr>
-        <w:pStyle w:val="NormalWeb"/>
+        <w:pStyle w:val="Heading3"/>
+        <w:rPr>
+          <w:rFonts w:eastAsia="Times New Roman"/>
+        </w:rPr>
       </w:pPr>
       <w:r>
         <w:rPr>
           <w:rStyle w:val="Strong"/>
+          <w:rFonts w:eastAsia="Times New Roman"/>
+          <w:b w:val="0"/>
+          <w:bCs w:val="0"/>
         </w:rPr>
         <w:t>BCA Graduate | Aspiring Java Full Stack Developer</w:t>
       </w:r>
@@ -54,10 +59,7 @@
         <w:t>📞</w:t>
       </w:r>
       <w:r>
-        <w:t xml:space="preserve"> [</w:t>
-      </w:r>
-      <w:r>
-        <w:t>7990964010]</w:t>
+        <w:t xml:space="preserve"> 7990964010</w:t>
       </w:r>
       <w:r>
         <w:br/>
@@ -69,14 +71,16 @@
         <w:t>✉️</w:t>
       </w:r>
       <w:r>
-        <w:t xml:space="preserve"> [</w:t>
-      </w:r>
-      <w:r>
-        <w:t>mauryavidhyasagar6549@gmail.com</w:t>
-      </w:r>
-      <w:r>
-        <w:t>]</w:t>
-      </w:r>
+        <w:t xml:space="preserve"> </w:t>
+      </w:r>
+      <w:hyperlink r:id="rId5" w:history="1">
+        <w:r>
+          <w:rPr>
+            <w:rStyle w:val="Hyperlink"/>
+          </w:rPr>
+          <w:t>mauryavidhyasagar6549@gmail.com</w:t>
+        </w:r>
+      </w:hyperlink>
       <w:r>
         <w:br/>
       </w:r>
@@ -87,7 +91,7 @@
         <w:t>🔗</w:t>
       </w:r>
       <w:r>
-        <w:t xml:space="preserve"> LinkedIn: [</w:t>
+        <w:t xml:space="preserve"> LinkedIn: </w:t>
       </w:r>
       <w:proofErr w:type="spellStart"/>
       <w:r>
@@ -102,9 +106,6 @@
         <w:t>Maurya</w:t>
       </w:r>
       <w:proofErr w:type="spellEnd"/>
-      <w:r>
-        <w:t>]</w:t>
-      </w:r>
     </w:p>
     <w:p>
       <w:pPr>
@@ -120,10 +121,10 @@
         <mc:AlternateContent>
           <mc:Choice Requires="wps">
             <w:drawing>
-              <wp:inline distT="0" distB="0" distL="0" distR="0" wp14:anchorId="767A6E61" wp14:editId="51E974F3">
-                <wp:extent cx="5943600" cy="1270"/>
-                <wp:effectExtent l="0" t="31750" r="0" b="36830"/>
-                <wp:docPr id="138135376" name="Rectangle 11"/>
+              <wp:inline distT="0" distB="0" distL="0" distR="0" wp14:anchorId="4709CECB" wp14:editId="5E4F18BC">
+                <wp:extent cx="3789045" cy="1270"/>
+                <wp:effectExtent l="0" t="35560" r="0" b="40640"/>
+                <wp:docPr id="1259317843" name="Rectangle 9"/>
                 <wp:cNvGraphicFramePr>
                   <a:graphicFrameLocks xmlns:a="http://schemas.openxmlformats.org/drawingml/2006/main"/>
                 </wp:cNvGraphicFramePr>
@@ -170,7 +171,7 @@
           </mc:Choice>
           <mc:Fallback>
             <w:pict>
-              <v:rect w14:anchorId="5880FC2E" id="Rectangle 11" o:spid="_x0000_s1026" style="width:468pt;height:.1pt;visibility:visible;mso-wrap-style:square;mso-left-percent:-10001;mso-top-percent:-10001;mso-position-horizontal:absolute;mso-position-horizontal-relative:char;mso-position-vertical:absolute;mso-position-vertical-relative:line;mso-left-percent:-10001;mso-top-percent:-10001;v-text-anchor:top" o:gfxdata="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" filled="f">
+              <v:rect w14:anchorId="70D9FF41" id="Rectangle 9" o:spid="_x0000_s1026" style="width:298.35pt;height:.1pt;visibility:visible;mso-wrap-style:square;mso-left-percent:-10001;mso-top-percent:-10001;mso-position-horizontal:absolute;mso-position-horizontal-relative:char;mso-position-vertical:absolute;mso-position-vertical-relative:line;mso-left-percent:-10001;mso-top-percent:-10001;v-text-anchor:top" o:gfxdata="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" filled="f">
                 <w10:anchorlock/>
               </v:rect>
             </w:pict>
@@ -187,9 +188,12 @@
       </w:pPr>
       <w:r>
         <w:rPr>
-          <w:rFonts w:eastAsia="Times New Roman"/>
-        </w:rPr>
-        <w:t>PROFESSIONAL OBJECTIVE</w:t>
+          <w:rStyle w:val="Strong"/>
+          <w:rFonts w:eastAsia="Times New Roman"/>
+          <w:b w:val="0"/>
+          <w:bCs w:val="0"/>
+        </w:rPr>
+        <w:t>PROFESSIONAL SUMMARY</w:t>
       </w:r>
     </w:p>
     <w:p>
@@ -197,16 +201,7 @@
         <w:pStyle w:val="NormalWeb"/>
       </w:pPr>
       <w:r>
-        <w:t xml:space="preserve">Motivated and detail-oriented BCA graduate with a strong foundation in Java, SQL, web development, and database management. Experienced in developing academic and internship-based applications using technologies such as Java, PHP, MySQL, and SQL Server. Seeking an entry-level opportunity as a </w:t>
-      </w:r>
-      <w:r>
-        <w:rPr>
-          <w:rStyle w:val="Strong"/>
-        </w:rPr>
-        <w:t xml:space="preserve">Java Full Stack Developer </w:t>
-      </w:r>
-      <w:r>
-        <w:t>where I can apply my technical skills, learn industry practices, and contribute to real-world software projects.</w:t>
+        <w:t>BCA graduate with a strong foundation in Java, SQL, web development, and database management. Hands-on experience through academic projects and an internship involving ASP.NET Core MVC and SQL Server. Currently pursuing Java Full Stack Development and seeking an entry-level software development opportunity to build practical industry experience.</w:t>
       </w:r>
     </w:p>
     <w:p>
@@ -223,10 +218,10 @@
         <mc:AlternateContent>
           <mc:Choice Requires="wps">
             <w:drawing>
-              <wp:inline distT="0" distB="0" distL="0" distR="0" wp14:anchorId="043875E8" wp14:editId="051000C7">
-                <wp:extent cx="5943600" cy="1270"/>
-                <wp:effectExtent l="0" t="31750" r="0" b="36830"/>
-                <wp:docPr id="2146463995" name="Rectangle 10"/>
+              <wp:inline distT="0" distB="0" distL="0" distR="0" wp14:anchorId="1B74E015" wp14:editId="6DC53BCD">
+                <wp:extent cx="3789045" cy="1270"/>
+                <wp:effectExtent l="0" t="35560" r="0" b="40640"/>
+                <wp:docPr id="1482335638" name="Rectangle 8"/>
                 <wp:cNvGraphicFramePr>
                   <a:graphicFrameLocks xmlns:a="http://schemas.openxmlformats.org/drawingml/2006/main"/>
                 </wp:cNvGraphicFramePr>
@@ -273,7 +268,7 @@
           </mc:Choice>
           <mc:Fallback>
             <w:pict>
-              <v:rect w14:anchorId="6B6854A1" id="Rectangle 10" o:spid="_x0000_s1026" style="width:468pt;height:.1pt;visibility:visible;mso-wrap-style:square;mso-left-percent:-10001;mso-top-percent:-10001;mso-position-horizontal:absolute;mso-position-horizontal-relative:char;mso-position-vertical:absolute;mso-position-vertical-relative:line;mso-left-percent:-10001;mso-top-percent:-10001;v-text-anchor:top" o:gfxdata="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" filled="f">
+              <v:rect w14:anchorId="055F3025" id="Rectangle 8" o:spid="_x0000_s1026" style="width:298.35pt;height:.1pt;visibility:visible;mso-wrap-style:square;mso-left-percent:-10001;mso-top-percent:-10001;mso-position-horizontal:absolute;mso-position-horizontal-relative:char;mso-position-vertical:absolute;mso-position-vertical-relative:line;mso-left-percent:-10001;mso-top-percent:-10001;v-text-anchor:top" o:gfxdata="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" filled="f">
                 <w10:anchorlock/>
               </v:rect>
             </w:pict>
@@ -290,7 +285,10 @@
       </w:pPr>
       <w:r>
         <w:rPr>
-          <w:rFonts w:eastAsia="Times New Roman"/>
+          <w:rStyle w:val="Strong"/>
+          <w:rFonts w:eastAsia="Times New Roman"/>
+          <w:b w:val="0"/>
+          <w:bCs w:val="0"/>
         </w:rPr>
         <w:t>EDUCATION</w:t>
       </w:r>
@@ -304,79 +302,108 @@
       </w:pPr>
       <w:r>
         <w:rPr>
-          <w:rFonts w:eastAsia="Times New Roman"/>
+          <w:rStyle w:val="Strong"/>
+          <w:rFonts w:eastAsia="Times New Roman"/>
+          <w:b w:val="0"/>
+          <w:bCs w:val="0"/>
         </w:rPr>
         <w:t>Bachelor of Computer Applications (BCA)</w:t>
-      </w:r>
-    </w:p>
-    <w:p/>
-    <w:p>
-      <w:r>
-        <w:t>VNSGU</w:t>
-      </w:r>
-      <w:r>
-        <w:t>(VEER NARMADA SOUTH GUJARAT UNIVERSITY)</w:t>
       </w:r>
     </w:p>
     <w:p>
+      <w:pPr>
+        <w:pStyle w:val="NormalWeb"/>
+      </w:pPr>
       <w:r>
         <w:rPr>
           <w:rStyle w:val="Strong"/>
         </w:rPr>
+        <w:t xml:space="preserve">Veer </w:t>
+      </w:r>
+      <w:proofErr w:type="spellStart"/>
+      <w:r>
+        <w:rPr>
+          <w:rStyle w:val="Strong"/>
+        </w:rPr>
+        <w:t>Narmad</w:t>
+      </w:r>
+      <w:proofErr w:type="spellEnd"/>
+      <w:r>
+        <w:rPr>
+          <w:rStyle w:val="Strong"/>
+        </w:rPr>
+        <w:t xml:space="preserve"> South Gujarat University (VNSGU)</w:t>
+      </w:r>
+      <w:r>
+        <w:br/>
         <w:t xml:space="preserve">V.S. Patel College, </w:t>
       </w:r>
       <w:proofErr w:type="spellStart"/>
       <w:r>
+        <w:t>Bilimora</w:t>
+      </w:r>
+      <w:proofErr w:type="spellEnd"/>
+      <w:r>
+        <w:t>, Gujarat</w:t>
+      </w:r>
+      <w:r>
+        <w:br/>
+      </w:r>
+      <w:r>
         <w:rPr>
           <w:rStyle w:val="Strong"/>
         </w:rPr>
-        <w:t>Bilimora</w:t>
-      </w:r>
-      <w:proofErr w:type="spellEnd"/>
-      <w:r>
-        <w:rPr>
-          <w:rStyle w:val="Strong"/>
-        </w:rPr>
-        <w:t>, Gujarat</w:t>
-      </w:r>
-      <w:r>
-        <w:br/>
-        <w:t>Expected/Completed: 2026</w:t>
+        <w:t>Completed:</w:t>
+      </w:r>
+      <w:r>
+        <w:t xml:space="preserve"> 2026</w:t>
       </w:r>
     </w:p>
     <w:p>
-      <w:r>
-        <w:rPr>
-          <w:b/>
-          <w:bCs/>
-          <w:sz w:val="28"/>
-          <w:szCs w:val="28"/>
-        </w:rPr>
-        <w:t>Currently pursuing</w:t>
-      </w:r>
-      <w:r>
-        <w:rPr>
-          <w:b/>
-          <w:bCs/>
-          <w:sz w:val="28"/>
-          <w:szCs w:val="28"/>
-        </w:rPr>
+      <w:pPr>
+        <w:pStyle w:val="NormalWeb"/>
+      </w:pPr>
+      <w:r>
+        <w:rPr>
+          <w:rStyle w:val="Strong"/>
+        </w:rPr>
+        <w:t>Academic Performance:</w:t>
+      </w:r>
+      <w:r>
+        <w:br/>
+      </w:r>
+      <w:r>
+        <w:rPr>
+          <w:rStyle w:val="Strong"/>
+        </w:rPr>
+        <w:t>CGPA: 8.02 | Percentage: 80.20% | First Class with Distinction</w:t>
+      </w:r>
+      <w:r>
         <w:t xml:space="preserve"> </w:t>
       </w:r>
       <w:r>
         <w:rPr>
-          <w:b/>
-          <w:bCs/>
-        </w:rPr>
-        <w:t>:</w:t>
-      </w:r>
-      <w:r>
-        <w:t xml:space="preserve">- Java-Full Stack Developer </w:t>
+          <w:rStyle w:val="Emphasis"/>
+        </w:rPr>
+        <w:t>(Semester 6)</w:t>
       </w:r>
     </w:p>
     <w:p>
       <w:pPr>
-        <w:spacing w:after="0"/>
+        <w:pStyle w:val="NormalWeb"/>
+      </w:pPr>
+      <w:r>
+        <w:rPr>
+          <w:rStyle w:val="Strong"/>
+        </w:rPr>
+        <w:t>Currently Pursuing:</w:t>
+      </w:r>
+      <w:r>
+        <w:t xml:space="preserve"> Java Full Stack Development</w:t>
+      </w:r>
+    </w:p>
+    <w:p>
+      <w:pPr>
         <w:rPr>
           <w:rFonts w:eastAsia="Times New Roman"/>
         </w:rPr>
@@ -389,10 +416,10 @@
         <mc:AlternateContent>
           <mc:Choice Requires="wps">
             <w:drawing>
-              <wp:inline distT="0" distB="0" distL="0" distR="0" wp14:anchorId="51FA8E4F" wp14:editId="14325980">
-                <wp:extent cx="5943600" cy="1270"/>
-                <wp:effectExtent l="0" t="31750" r="0" b="36830"/>
-                <wp:docPr id="1240455656" name="Rectangle 9"/>
+              <wp:inline distT="0" distB="0" distL="0" distR="0" wp14:anchorId="42940DD3" wp14:editId="44E33623">
+                <wp:extent cx="3789045" cy="1270"/>
+                <wp:effectExtent l="0" t="35560" r="0" b="40640"/>
+                <wp:docPr id="1649610626" name="Rectangle 7"/>
                 <wp:cNvGraphicFramePr>
                   <a:graphicFrameLocks xmlns:a="http://schemas.openxmlformats.org/drawingml/2006/main"/>
                 </wp:cNvGraphicFramePr>
@@ -439,7 +466,7 @@
           </mc:Choice>
           <mc:Fallback>
             <w:pict>
-              <v:rect w14:anchorId="325F4EA7" id="Rectangle 9" o:spid="_x0000_s1026" style="width:468pt;height:.1pt;visibility:visible;mso-wrap-style:square;mso-left-percent:-10001;mso-top-percent:-10001;mso-position-horizontal:absolute;mso-position-horizontal-relative:char;mso-position-vertical:absolute;mso-position-vertical-relative:line;mso-left-percent:-10001;mso-top-percent:-10001;v-text-anchor:top" o:gfxdata="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" filled="f">
+              <v:rect w14:anchorId="6D065437" id="Rectangle 7" o:spid="_x0000_s1026" style="width:298.35pt;height:.1pt;visibility:visible;mso-wrap-style:square;mso-left-percent:-10001;mso-top-percent:-10001;mso-position-horizontal:absolute;mso-position-horizontal-relative:char;mso-position-vertical:absolute;mso-position-vertical-relative:line;mso-left-percent:-10001;mso-top-percent:-10001;v-text-anchor:top" o:gfxdata="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" filled="f">
                 <w10:anchorlock/>
               </v:rect>
             </w:pict>
@@ -456,9 +483,12 @@
       </w:pPr>
       <w:r>
         <w:rPr>
-          <w:rFonts w:eastAsia="Times New Roman"/>
-        </w:rPr>
-        <w:t>ACADEMIC PERFORMANCE</w:t>
+          <w:rStyle w:val="Strong"/>
+          <w:rFonts w:eastAsia="Times New Roman"/>
+          <w:b w:val="0"/>
+          <w:bCs w:val="0"/>
+        </w:rPr>
+        <w:t>TECHNICAL SKILLS</w:t>
       </w:r>
     </w:p>
     <w:p>
@@ -469,117 +499,87 @@
         <w:rPr>
           <w:rStyle w:val="Strong"/>
         </w:rPr>
-        <w:t xml:space="preserve">BCA – V.S. Patel College, </w:t>
+        <w:t>Programming:</w:t>
+      </w:r>
+      <w:r>
+        <w:t xml:space="preserve"> Java, C, C++, PHP, JavaScript</w:t>
+      </w:r>
+      <w:r>
+        <w:br/>
+      </w:r>
+      <w:r>
+        <w:rPr>
+          <w:rStyle w:val="Strong"/>
+        </w:rPr>
+        <w:t>Web Development:</w:t>
+      </w:r>
+      <w:r>
+        <w:t xml:space="preserve"> HTML, CSS, Bootstrap</w:t>
+      </w:r>
+      <w:r>
+        <w:br/>
+      </w:r>
+      <w:r>
+        <w:rPr>
+          <w:rStyle w:val="Strong"/>
+        </w:rPr>
+        <w:t>Databases:</w:t>
+      </w:r>
+      <w:r>
+        <w:t xml:space="preserve"> MySQL, SQL, Microsoft SQL Server, RDBMS</w:t>
+      </w:r>
+      <w:r>
+        <w:br/>
+      </w:r>
+      <w:r>
+        <w:rPr>
+          <w:rStyle w:val="Strong"/>
+        </w:rPr>
+        <w:t>Frameworks &amp; Technologies:</w:t>
+      </w:r>
+      <w:r>
+        <w:t xml:space="preserve"> ASP.NET Core MVC, Firebase </w:t>
       </w:r>
       <w:proofErr w:type="spellStart"/>
       <w:r>
+        <w:t>Realtime</w:t>
+      </w:r>
+      <w:proofErr w:type="spellEnd"/>
+      <w:r>
+        <w:t xml:space="preserve"> Database</w:t>
+      </w:r>
+      <w:r>
+        <w:br/>
+      </w:r>
+      <w:r>
         <w:rPr>
           <w:rStyle w:val="Strong"/>
         </w:rPr>
-        <w:t>Bilimora</w:t>
-      </w:r>
-      <w:proofErr w:type="spellEnd"/>
+        <w:lastRenderedPageBreak/>
+        <w:t>Tools:</w:t>
+      </w:r>
+      <w:r>
+        <w:t xml:space="preserve"> Visual Studio, Git, GitHub, SSMS</w:t>
+      </w:r>
+      <w:r>
+        <w:br/>
+      </w:r>
+      <w:r>
+        <w:rPr>
+          <w:rStyle w:val="Strong"/>
+        </w:rPr>
+        <w:t>Concepts:</w:t>
+      </w:r>
+      <w:r>
+        <w:t xml:space="preserve"> OOP, DBMS, CRUD Operations, SQL Queries, Database Connectivity</w:t>
+      </w:r>
     </w:p>
     <w:p>
       <w:pPr>
-        <w:numPr>
-          <w:ilvl w:val="0"/>
-          <w:numId w:val="2"/>
-        </w:numPr>
-        <w:spacing w:before="100" w:beforeAutospacing="1" w:after="100" w:afterAutospacing="1" w:line="240" w:lineRule="auto"/>
-        <w:rPr>
-          <w:rFonts w:eastAsia="Times New Roman"/>
-        </w:rPr>
-      </w:pPr>
-      <w:r>
-        <w:rPr>
-          <w:rFonts w:eastAsia="Times New Roman"/>
-        </w:rPr>
-        <w:t>Successfully completed BCA Semester 6</w:t>
-      </w:r>
-    </w:p>
-    <w:p>
-      <w:pPr>
-        <w:numPr>
-          <w:ilvl w:val="0"/>
-          <w:numId w:val="2"/>
-        </w:numPr>
-        <w:spacing w:before="100" w:beforeAutospacing="1" w:after="100" w:afterAutospacing="1" w:line="240" w:lineRule="auto"/>
-        <w:rPr>
-          <w:rFonts w:eastAsia="Times New Roman"/>
-        </w:rPr>
-      </w:pPr>
-      <w:r>
-        <w:rPr>
-          <w:rFonts w:eastAsia="Times New Roman"/>
-        </w:rPr>
-        <w:t>Developed multiple academic projects involving web development, databases, and programming</w:t>
-      </w:r>
-    </w:p>
-    <w:p>
-      <w:pPr>
-        <w:numPr>
-          <w:ilvl w:val="0"/>
-          <w:numId w:val="2"/>
-        </w:numPr>
-        <w:spacing w:before="100" w:beforeAutospacing="1" w:after="100" w:afterAutospacing="1" w:line="240" w:lineRule="auto"/>
-        <w:rPr>
-          <w:rFonts w:eastAsia="Times New Roman"/>
-        </w:rPr>
-      </w:pPr>
-      <w:r>
-        <w:rPr>
-          <w:rFonts w:eastAsia="Times New Roman"/>
-        </w:rPr>
-        <w:t>Applied programming concepts including OOP, data structures, SQL, CRUD operations, and database connectivity</w:t>
-      </w:r>
-    </w:p>
-    <w:p>
-      <w:pPr>
-        <w:rPr>
-          <w:rFonts w:eastAsia="Times New Roman"/>
-        </w:rPr>
-      </w:pPr>
-      <w:r>
-        <w:rPr>
-          <w:rStyle w:val="Strong"/>
-          <w:rFonts w:ascii="Times New Roman" w:hAnsi="Times New Roman" w:cs="Times New Roman"/>
-          <w:kern w:val="0"/>
-          <w:szCs w:val="24"/>
-          <w14:ligatures w14:val="none"/>
-        </w:rPr>
-        <w:t xml:space="preserve">Academic Performance: </w:t>
-      </w:r>
-      <w:r>
-        <w:rPr>
-          <w:rStyle w:val="Strong"/>
-          <w:rFonts w:ascii="Times New Roman" w:hAnsi="Times New Roman" w:cs="Times New Roman"/>
-          <w:kern w:val="0"/>
-          <w:szCs w:val="24"/>
-          <w14:ligatures w14:val="none"/>
-        </w:rPr>
-        <w:t>[</w:t>
-      </w:r>
-      <w:r>
-        <w:rPr>
-          <w:rStyle w:val="Strong"/>
-          <w:rFonts w:ascii="Times New Roman" w:hAnsi="Times New Roman" w:cs="Times New Roman"/>
-          <w:kern w:val="0"/>
-          <w:szCs w:val="24"/>
-          <w14:ligatures w14:val="none"/>
-        </w:rPr>
-        <w:t>CGPA: 8.02 | Percentage: 80.20% | First Class with Distinction (BCA, Semester 6)</w:t>
-      </w:r>
-      <w:r>
-        <w:rPr>
-          <w:rStyle w:val="Strong"/>
-          <w:rFonts w:ascii="Times New Roman" w:hAnsi="Times New Roman" w:cs="Times New Roman"/>
-          <w:kern w:val="0"/>
-          <w:szCs w:val="24"/>
-          <w14:ligatures w14:val="none"/>
-        </w:rPr>
-        <w:t>]</w:t>
-      </w:r>
+        <w:rPr>
+          <w:rFonts w:eastAsia="Times New Roman"/>
+        </w:rPr>
+      </w:pPr>
       <w:r>
         <w:rPr>
           <w:rFonts w:eastAsia="Times New Roman"/>
@@ -588,10 +588,10 @@
         <mc:AlternateContent>
           <mc:Choice Requires="wps">
             <w:drawing>
-              <wp:inline distT="0" distB="0" distL="0" distR="0" wp14:anchorId="6AA02D15" wp14:editId="1DEE7791">
-                <wp:extent cx="5943600" cy="1270"/>
-                <wp:effectExtent l="0" t="31750" r="0" b="36830"/>
-                <wp:docPr id="686451863" name="Rectangle 8"/>
+              <wp:inline distT="0" distB="0" distL="0" distR="0" wp14:anchorId="5BA0B86D" wp14:editId="3FD01406">
+                <wp:extent cx="3789045" cy="1270"/>
+                <wp:effectExtent l="0" t="35560" r="0" b="40640"/>
+                <wp:docPr id="1206560274" name="Rectangle 6"/>
                 <wp:cNvGraphicFramePr>
                   <a:graphicFrameLocks xmlns:a="http://schemas.openxmlformats.org/drawingml/2006/main"/>
                 </wp:cNvGraphicFramePr>
@@ -638,7 +638,7 @@
           </mc:Choice>
           <mc:Fallback>
             <w:pict>
-              <v:rect w14:anchorId="5CED9319" id="Rectangle 8" o:spid="_x0000_s1026" style="width:468pt;height:.1pt;visibility:visible;mso-wrap-style:square;mso-left-percent:-10001;mso-top-percent:-10001;mso-position-horizontal:absolute;mso-position-horizontal-relative:char;mso-position-vertical:absolute;mso-position-vertical-relative:line;mso-left-percent:-10001;mso-top-percent:-10001;v-text-anchor:top" o:gfxdata="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" filled="f">
+              <v:rect w14:anchorId="1D0FA417" id="Rectangle 6" o:spid="_x0000_s1026" style="width:298.35pt;height:.1pt;visibility:visible;mso-wrap-style:square;mso-left-percent:-10001;mso-top-percent:-10001;mso-position-horizontal:absolute;mso-position-horizontal-relative:char;mso-position-vertical:absolute;mso-position-vertical-relative:line;mso-left-percent:-10001;mso-top-percent:-10001;v-text-anchor:top" o:gfxdata="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" filled="f">
                 <w10:anchorlock/>
               </v:rect>
             </w:pict>
@@ -655,27 +655,72 @@
       </w:pPr>
       <w:r>
         <w:rPr>
-          <w:rFonts w:eastAsia="Times New Roman"/>
-        </w:rPr>
-        <w:t>TECHNICAL SKILLS</w:t>
+          <w:rStyle w:val="Strong"/>
+          <w:rFonts w:eastAsia="Times New Roman"/>
+          <w:b w:val="0"/>
+          <w:bCs w:val="0"/>
+        </w:rPr>
+        <w:t>INTERNSHIP EXPERIENCE</w:t>
       </w:r>
     </w:p>
     <w:p>
       <w:pPr>
-        <w:pStyle w:val="NormalWeb"/>
+        <w:pStyle w:val="Heading3"/>
+        <w:rPr>
+          <w:rFonts w:eastAsia="Times New Roman"/>
+        </w:rPr>
       </w:pPr>
       <w:r>
         <w:rPr>
           <w:rStyle w:val="Strong"/>
-        </w:rPr>
-        <w:t>Programming Languages</w:t>
+          <w:rFonts w:eastAsia="Times New Roman"/>
+          <w:b w:val="0"/>
+          <w:bCs w:val="0"/>
+        </w:rPr>
+        <w:t>Software Development Intern</w:t>
       </w:r>
     </w:p>
     <w:p>
       <w:pPr>
+        <w:pStyle w:val="NormalWeb"/>
+      </w:pPr>
+      <w:proofErr w:type="spellStart"/>
+      <w:r>
+        <w:rPr>
+          <w:rStyle w:val="Strong"/>
+        </w:rPr>
+        <w:t>Izzonet</w:t>
+      </w:r>
+      <w:proofErr w:type="spellEnd"/>
+      <w:r>
+        <w:rPr>
+          <w:rStyle w:val="Strong"/>
+        </w:rPr>
+        <w:t xml:space="preserve"> Web Solution </w:t>
+      </w:r>
+      <w:proofErr w:type="spellStart"/>
+      <w:r>
+        <w:rPr>
+          <w:rStyle w:val="Strong"/>
+        </w:rPr>
+        <w:t>Pvt.</w:t>
+      </w:r>
+      <w:proofErr w:type="spellEnd"/>
+      <w:r>
+        <w:rPr>
+          <w:rStyle w:val="Strong"/>
+        </w:rPr>
+        <w:t xml:space="preserve"> Ltd.</w:t>
+      </w:r>
+      <w:r>
+        <w:t xml:space="preserve"> | Nov 2025 – Dec 2025</w:t>
+      </w:r>
+    </w:p>
+    <w:p>
+      <w:pPr>
         <w:numPr>
           <w:ilvl w:val="0"/>
-          <w:numId w:val="3"/>
+          <w:numId w:val="17"/>
         </w:numPr>
         <w:spacing w:before="100" w:beforeAutospacing="1" w:after="100" w:afterAutospacing="1" w:line="240" w:lineRule="auto"/>
         <w:rPr>
@@ -686,14 +731,27 @@
         <w:rPr>
           <w:rFonts w:eastAsia="Times New Roman"/>
         </w:rPr>
-        <w:t>Java</w:t>
+        <w:t xml:space="preserve">Developed a </w:t>
+      </w:r>
+      <w:r>
+        <w:rPr>
+          <w:rStyle w:val="Strong"/>
+          <w:rFonts w:eastAsia="Times New Roman"/>
+        </w:rPr>
+        <w:t>Product Management System</w:t>
+      </w:r>
+      <w:r>
+        <w:rPr>
+          <w:rFonts w:eastAsia="Times New Roman"/>
+        </w:rPr>
+        <w:t xml:space="preserve"> using ASP.NET Core MVC.</w:t>
       </w:r>
     </w:p>
     <w:p>
       <w:pPr>
         <w:numPr>
           <w:ilvl w:val="0"/>
-          <w:numId w:val="3"/>
+          <w:numId w:val="17"/>
         </w:numPr>
         <w:spacing w:before="100" w:beforeAutospacing="1" w:after="100" w:afterAutospacing="1" w:line="240" w:lineRule="auto"/>
         <w:rPr>
@@ -704,14 +762,27 @@
         <w:rPr>
           <w:rFonts w:eastAsia="Times New Roman"/>
         </w:rPr>
-        <w:t>C</w:t>
+        <w:t xml:space="preserve">Implemented product </w:t>
+      </w:r>
+      <w:r>
+        <w:rPr>
+          <w:rStyle w:val="Strong"/>
+          <w:rFonts w:eastAsia="Times New Roman"/>
+        </w:rPr>
+        <w:t>Create, Read, Update, and Delete</w:t>
+      </w:r>
+      <w:r>
+        <w:rPr>
+          <w:rFonts w:eastAsia="Times New Roman"/>
+        </w:rPr>
+        <w:t xml:space="preserve"> functionality.</w:t>
       </w:r>
     </w:p>
     <w:p>
       <w:pPr>
         <w:numPr>
           <w:ilvl w:val="0"/>
-          <w:numId w:val="3"/>
+          <w:numId w:val="17"/>
         </w:numPr>
         <w:spacing w:before="100" w:beforeAutospacing="1" w:after="100" w:afterAutospacing="1" w:line="240" w:lineRule="auto"/>
         <w:rPr>
@@ -722,14 +793,27 @@
         <w:rPr>
           <w:rFonts w:eastAsia="Times New Roman"/>
         </w:rPr>
-        <w:t>C++</w:t>
+        <w:t xml:space="preserve">Managed application data using </w:t>
+      </w:r>
+      <w:r>
+        <w:rPr>
+          <w:rStyle w:val="Strong"/>
+          <w:rFonts w:eastAsia="Times New Roman"/>
+        </w:rPr>
+        <w:t>Microsoft SQL Server</w:t>
+      </w:r>
+      <w:r>
+        <w:rPr>
+          <w:rFonts w:eastAsia="Times New Roman"/>
+        </w:rPr>
+        <w:t>.</w:t>
       </w:r>
     </w:p>
     <w:p>
       <w:pPr>
         <w:numPr>
           <w:ilvl w:val="0"/>
-          <w:numId w:val="3"/>
+          <w:numId w:val="17"/>
         </w:numPr>
         <w:spacing w:before="100" w:beforeAutospacing="1" w:after="100" w:afterAutospacing="1" w:line="240" w:lineRule="auto"/>
         <w:rPr>
@@ -740,14 +824,14 @@
         <w:rPr>
           <w:rFonts w:eastAsia="Times New Roman"/>
         </w:rPr>
-        <w:t>PHP</w:t>
+        <w:t>Applied MVC architecture to structure the application.</w:t>
       </w:r>
     </w:p>
     <w:p>
       <w:pPr>
         <w:numPr>
           <w:ilvl w:val="0"/>
-          <w:numId w:val="3"/>
+          <w:numId w:val="17"/>
         </w:numPr>
         <w:spacing w:before="100" w:beforeAutospacing="1" w:after="100" w:afterAutospacing="1" w:line="240" w:lineRule="auto"/>
         <w:rPr>
@@ -758,364 +842,7 @@
         <w:rPr>
           <w:rFonts w:eastAsia="Times New Roman"/>
         </w:rPr>
-        <w:t>JavaScript</w:t>
-      </w:r>
-    </w:p>
-    <w:p>
-      <w:pPr>
-        <w:pStyle w:val="NormalWeb"/>
-      </w:pPr>
-      <w:r>
-        <w:rPr>
-          <w:rStyle w:val="Strong"/>
-        </w:rPr>
-        <w:t>Web Technologies</w:t>
-      </w:r>
-    </w:p>
-    <w:p>
-      <w:pPr>
-        <w:numPr>
-          <w:ilvl w:val="0"/>
-          <w:numId w:val="4"/>
-        </w:numPr>
-        <w:spacing w:before="100" w:beforeAutospacing="1" w:after="100" w:afterAutospacing="1" w:line="240" w:lineRule="auto"/>
-        <w:rPr>
-          <w:rFonts w:eastAsia="Times New Roman"/>
-        </w:rPr>
-      </w:pPr>
-      <w:r>
-        <w:rPr>
-          <w:rFonts w:eastAsia="Times New Roman"/>
-        </w:rPr>
-        <w:t>HTML</w:t>
-      </w:r>
-    </w:p>
-    <w:p>
-      <w:pPr>
-        <w:numPr>
-          <w:ilvl w:val="0"/>
-          <w:numId w:val="4"/>
-        </w:numPr>
-        <w:spacing w:before="100" w:beforeAutospacing="1" w:after="100" w:afterAutospacing="1" w:line="240" w:lineRule="auto"/>
-        <w:rPr>
-          <w:rFonts w:eastAsia="Times New Roman"/>
-        </w:rPr>
-      </w:pPr>
-      <w:r>
-        <w:rPr>
-          <w:rFonts w:eastAsia="Times New Roman"/>
-        </w:rPr>
-        <w:t>CSS</w:t>
-      </w:r>
-    </w:p>
-    <w:p>
-      <w:pPr>
-        <w:numPr>
-          <w:ilvl w:val="0"/>
-          <w:numId w:val="4"/>
-        </w:numPr>
-        <w:spacing w:before="100" w:beforeAutospacing="1" w:after="100" w:afterAutospacing="1" w:line="240" w:lineRule="auto"/>
-        <w:rPr>
-          <w:rFonts w:eastAsia="Times New Roman"/>
-        </w:rPr>
-      </w:pPr>
-      <w:r>
-        <w:rPr>
-          <w:rFonts w:eastAsia="Times New Roman"/>
-        </w:rPr>
-        <w:t>Bootstrap</w:t>
-      </w:r>
-    </w:p>
-    <w:p>
-      <w:pPr>
-        <w:numPr>
-          <w:ilvl w:val="0"/>
-          <w:numId w:val="4"/>
-        </w:numPr>
-        <w:spacing w:before="100" w:beforeAutospacing="1" w:after="100" w:afterAutospacing="1" w:line="240" w:lineRule="auto"/>
-        <w:rPr>
-          <w:rFonts w:eastAsia="Times New Roman"/>
-        </w:rPr>
-      </w:pPr>
-      <w:r>
-        <w:rPr>
-          <w:rFonts w:eastAsia="Times New Roman"/>
-        </w:rPr>
-        <w:t>JavaScript</w:t>
-      </w:r>
-    </w:p>
-    <w:p>
-      <w:pPr>
-        <w:pStyle w:val="NormalWeb"/>
-      </w:pPr>
-      <w:r>
-        <w:rPr>
-          <w:rStyle w:val="Strong"/>
-        </w:rPr>
-        <w:t>Database Technologies</w:t>
-      </w:r>
-    </w:p>
-    <w:p>
-      <w:pPr>
-        <w:numPr>
-          <w:ilvl w:val="0"/>
-          <w:numId w:val="5"/>
-        </w:numPr>
-        <w:spacing w:before="100" w:beforeAutospacing="1" w:after="100" w:afterAutospacing="1" w:line="240" w:lineRule="auto"/>
-        <w:rPr>
-          <w:rFonts w:eastAsia="Times New Roman"/>
-        </w:rPr>
-      </w:pPr>
-      <w:r>
-        <w:rPr>
-          <w:rFonts w:eastAsia="Times New Roman"/>
-        </w:rPr>
-        <w:t>MySQL</w:t>
-      </w:r>
-    </w:p>
-    <w:p>
-      <w:pPr>
-        <w:numPr>
-          <w:ilvl w:val="0"/>
-          <w:numId w:val="5"/>
-        </w:numPr>
-        <w:spacing w:before="100" w:beforeAutospacing="1" w:after="100" w:afterAutospacing="1" w:line="240" w:lineRule="auto"/>
-        <w:rPr>
-          <w:rFonts w:eastAsia="Times New Roman"/>
-        </w:rPr>
-      </w:pPr>
-      <w:r>
-        <w:rPr>
-          <w:rFonts w:eastAsia="Times New Roman"/>
-        </w:rPr>
-        <w:t>SQL</w:t>
-      </w:r>
-    </w:p>
-    <w:p>
-      <w:pPr>
-        <w:numPr>
-          <w:ilvl w:val="0"/>
-          <w:numId w:val="5"/>
-        </w:numPr>
-        <w:spacing w:before="100" w:beforeAutospacing="1" w:after="100" w:afterAutospacing="1" w:line="240" w:lineRule="auto"/>
-        <w:rPr>
-          <w:rFonts w:eastAsia="Times New Roman"/>
-        </w:rPr>
-      </w:pPr>
-      <w:r>
-        <w:rPr>
-          <w:rFonts w:eastAsia="Times New Roman"/>
-        </w:rPr>
-        <w:t>RDBMS</w:t>
-      </w:r>
-    </w:p>
-    <w:p>
-      <w:pPr>
-        <w:pStyle w:val="NormalWeb"/>
-      </w:pPr>
-      <w:r>
-        <w:rPr>
-          <w:rStyle w:val="Strong"/>
-        </w:rPr>
-        <w:t>Frameworks / Technologies</w:t>
-      </w:r>
-    </w:p>
-    <w:p>
-      <w:pPr>
-        <w:numPr>
-          <w:ilvl w:val="0"/>
-          <w:numId w:val="6"/>
-        </w:numPr>
-        <w:spacing w:before="100" w:beforeAutospacing="1" w:after="100" w:afterAutospacing="1" w:line="240" w:lineRule="auto"/>
-        <w:rPr>
-          <w:rFonts w:eastAsia="Times New Roman"/>
-        </w:rPr>
-      </w:pPr>
-      <w:r>
-        <w:rPr>
-          <w:rFonts w:eastAsia="Times New Roman"/>
-        </w:rPr>
-        <w:t>ASP.NET Core MVC</w:t>
-      </w:r>
-    </w:p>
-    <w:p>
-      <w:pPr>
-        <w:numPr>
-          <w:ilvl w:val="0"/>
-          <w:numId w:val="6"/>
-        </w:numPr>
-        <w:spacing w:before="100" w:beforeAutospacing="1" w:after="100" w:afterAutospacing="1" w:line="240" w:lineRule="auto"/>
-        <w:rPr>
-          <w:rFonts w:eastAsia="Times New Roman"/>
-        </w:rPr>
-      </w:pPr>
-      <w:r>
-        <w:rPr>
-          <w:rFonts w:eastAsia="Times New Roman"/>
-        </w:rPr>
-        <w:t xml:space="preserve">Firebase </w:t>
-      </w:r>
-      <w:proofErr w:type="spellStart"/>
-      <w:r>
-        <w:rPr>
-          <w:rFonts w:eastAsia="Times New Roman"/>
-        </w:rPr>
-        <w:t>Realtime</w:t>
-      </w:r>
-      <w:proofErr w:type="spellEnd"/>
-      <w:r>
-        <w:rPr>
-          <w:rFonts w:eastAsia="Times New Roman"/>
-        </w:rPr>
-        <w:t xml:space="preserve"> Database</w:t>
-      </w:r>
-    </w:p>
-    <w:p>
-      <w:pPr>
-        <w:pStyle w:val="NormalWeb"/>
-      </w:pPr>
-      <w:r>
-        <w:rPr>
-          <w:rStyle w:val="Strong"/>
-        </w:rPr>
-        <w:t>Tools</w:t>
-      </w:r>
-    </w:p>
-    <w:p>
-      <w:pPr>
-        <w:numPr>
-          <w:ilvl w:val="0"/>
-          <w:numId w:val="7"/>
-        </w:numPr>
-        <w:spacing w:before="100" w:beforeAutospacing="1" w:after="100" w:afterAutospacing="1" w:line="240" w:lineRule="auto"/>
-        <w:rPr>
-          <w:rFonts w:eastAsia="Times New Roman"/>
-        </w:rPr>
-      </w:pPr>
-      <w:r>
-        <w:rPr>
-          <w:rFonts w:eastAsia="Times New Roman"/>
-        </w:rPr>
-        <w:t>Visual Studio</w:t>
-      </w:r>
-    </w:p>
-    <w:p>
-      <w:pPr>
-        <w:numPr>
-          <w:ilvl w:val="0"/>
-          <w:numId w:val="7"/>
-        </w:numPr>
-        <w:spacing w:before="100" w:beforeAutospacing="1" w:after="100" w:afterAutospacing="1" w:line="240" w:lineRule="auto"/>
-        <w:rPr>
-          <w:rFonts w:eastAsia="Times New Roman"/>
-        </w:rPr>
-      </w:pPr>
-      <w:r>
-        <w:rPr>
-          <w:rFonts w:eastAsia="Times New Roman"/>
-        </w:rPr>
-        <w:t>Git &amp; GitHub</w:t>
-      </w:r>
-    </w:p>
-    <w:p>
-      <w:pPr>
-        <w:pStyle w:val="NormalWeb"/>
-      </w:pPr>
-      <w:r>
-        <w:rPr>
-          <w:rStyle w:val="Strong"/>
-        </w:rPr>
-        <w:t>Core Concepts</w:t>
-      </w:r>
-    </w:p>
-    <w:p>
-      <w:pPr>
-        <w:numPr>
-          <w:ilvl w:val="0"/>
-          <w:numId w:val="8"/>
-        </w:numPr>
-        <w:spacing w:before="100" w:beforeAutospacing="1" w:after="100" w:afterAutospacing="1" w:line="240" w:lineRule="auto"/>
-        <w:rPr>
-          <w:rFonts w:eastAsia="Times New Roman"/>
-        </w:rPr>
-      </w:pPr>
-      <w:r>
-        <w:rPr>
-          <w:rFonts w:eastAsia="Times New Roman"/>
-        </w:rPr>
-        <w:t>Object-Oriented Programming</w:t>
-      </w:r>
-    </w:p>
-    <w:p>
-      <w:pPr>
-        <w:numPr>
-          <w:ilvl w:val="0"/>
-          <w:numId w:val="8"/>
-        </w:numPr>
-        <w:spacing w:before="100" w:beforeAutospacing="1" w:after="100" w:afterAutospacing="1" w:line="240" w:lineRule="auto"/>
-        <w:rPr>
-          <w:rFonts w:eastAsia="Times New Roman"/>
-        </w:rPr>
-      </w:pPr>
-      <w:r>
-        <w:rPr>
-          <w:rFonts w:eastAsia="Times New Roman"/>
-        </w:rPr>
-        <w:t>Database Management Systems</w:t>
-      </w:r>
-    </w:p>
-    <w:p>
-      <w:pPr>
-        <w:numPr>
-          <w:ilvl w:val="0"/>
-          <w:numId w:val="8"/>
-        </w:numPr>
-        <w:spacing w:before="100" w:beforeAutospacing="1" w:after="100" w:afterAutospacing="1" w:line="240" w:lineRule="auto"/>
-        <w:rPr>
-          <w:rFonts w:eastAsia="Times New Roman"/>
-        </w:rPr>
-      </w:pPr>
-      <w:r>
-        <w:rPr>
-          <w:rFonts w:eastAsia="Times New Roman"/>
-        </w:rPr>
-        <w:t>CRUD Operations</w:t>
-      </w:r>
-    </w:p>
-    <w:p>
-      <w:pPr>
-        <w:numPr>
-          <w:ilvl w:val="0"/>
-          <w:numId w:val="8"/>
-        </w:numPr>
-        <w:spacing w:before="100" w:beforeAutospacing="1" w:after="100" w:afterAutospacing="1" w:line="240" w:lineRule="auto"/>
-        <w:rPr>
-          <w:rFonts w:eastAsia="Times New Roman"/>
-        </w:rPr>
-      </w:pPr>
-      <w:r>
-        <w:rPr>
-          <w:rFonts w:eastAsia="Times New Roman"/>
-        </w:rPr>
-        <w:t>SQL Queries</w:t>
-      </w:r>
-    </w:p>
-    <w:p>
-      <w:pPr>
-        <w:numPr>
-          <w:ilvl w:val="0"/>
-          <w:numId w:val="8"/>
-        </w:numPr>
-        <w:spacing w:before="100" w:beforeAutospacing="1" w:after="100" w:afterAutospacing="1" w:line="240" w:lineRule="auto"/>
-        <w:rPr>
-          <w:rFonts w:eastAsia="Times New Roman"/>
-        </w:rPr>
-      </w:pPr>
-      <w:r>
-        <w:rPr>
-          <w:rFonts w:eastAsia="Times New Roman"/>
-        </w:rPr>
-        <w:t>Web Application Development</w:t>
+        <w:t>Worked with database connectivity and server-side data handling.</w:t>
       </w:r>
     </w:p>
     <w:p>
@@ -1133,10 +860,10 @@
         <mc:AlternateContent>
           <mc:Choice Requires="wps">
             <w:drawing>
-              <wp:inline distT="0" distB="0" distL="0" distR="0" wp14:anchorId="606DAF98" wp14:editId="6AF643B7">
-                <wp:extent cx="5943600" cy="1270"/>
-                <wp:effectExtent l="0" t="31750" r="0" b="36830"/>
-                <wp:docPr id="143204982" name="Rectangle 7"/>
+              <wp:inline distT="0" distB="0" distL="0" distR="0" wp14:anchorId="2C9D0FA2" wp14:editId="206D9172">
+                <wp:extent cx="3789045" cy="1270"/>
+                <wp:effectExtent l="0" t="35560" r="0" b="40640"/>
+                <wp:docPr id="1288171302" name="Rectangle 5"/>
                 <wp:cNvGraphicFramePr>
                   <a:graphicFrameLocks xmlns:a="http://schemas.openxmlformats.org/drawingml/2006/main"/>
                 </wp:cNvGraphicFramePr>
@@ -1183,7 +910,7 @@
           </mc:Choice>
           <mc:Fallback>
             <w:pict>
-              <v:rect w14:anchorId="0EAD2BF2" id="Rectangle 7" o:spid="_x0000_s1026" style="width:468pt;height:.1pt;visibility:visible;mso-wrap-style:square;mso-left-percent:-10001;mso-top-percent:-10001;mso-position-horizontal:absolute;mso-position-horizontal-relative:char;mso-position-vertical:absolute;mso-position-vertical-relative:line;mso-left-percent:-10001;mso-top-percent:-10001;v-text-anchor:top" o:gfxdata="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" filled="f">
+              <v:rect w14:anchorId="095F5416" id="Rectangle 5" o:spid="_x0000_s1026" style="width:298.35pt;height:.1pt;visibility:visible;mso-wrap-style:square;mso-left-percent:-10001;mso-top-percent:-10001;mso-position-horizontal:absolute;mso-position-horizontal-relative:char;mso-position-vertical:absolute;mso-position-vertical-relative:line;mso-left-percent:-10001;mso-top-percent:-10001;v-text-anchor:top" o:gfxdata="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" filled="f">
                 <w10:anchorlock/>
               </v:rect>
             </w:pict>
@@ -1200,9 +927,12 @@
       </w:pPr>
       <w:r>
         <w:rPr>
-          <w:rFonts w:eastAsia="Times New Roman"/>
-        </w:rPr>
-        <w:t>EXPERIENCE</w:t>
+          <w:rStyle w:val="Strong"/>
+          <w:rFonts w:eastAsia="Times New Roman"/>
+          <w:b w:val="0"/>
+          <w:bCs w:val="0"/>
+        </w:rPr>
+        <w:t>PROJECTS</w:t>
       </w:r>
     </w:p>
     <w:p>
@@ -1214,9 +944,12 @@
       </w:pPr>
       <w:r>
         <w:rPr>
-          <w:rFonts w:eastAsia="Times New Roman"/>
-        </w:rPr>
-        <w:t>Software Development Intern</w:t>
+          <w:rStyle w:val="Strong"/>
+          <w:rFonts w:eastAsia="Times New Roman"/>
+          <w:b w:val="0"/>
+          <w:bCs w:val="0"/>
+        </w:rPr>
+        <w:t>Automobile Parts Management Website</w:t>
       </w:r>
     </w:p>
     <w:p>
@@ -1227,63 +960,14 @@
         <w:rPr>
           <w:rStyle w:val="Strong"/>
         </w:rPr>
-        <w:t>[</w:t>
-      </w:r>
-      <w:proofErr w:type="spellStart"/>
-      <w:r>
-        <w:rPr>
-          <w:rStyle w:val="Strong"/>
-        </w:rPr>
-        <w:t>Izzonet</w:t>
-      </w:r>
-      <w:proofErr w:type="spellEnd"/>
-      <w:r>
-        <w:rPr>
-          <w:rStyle w:val="Strong"/>
-        </w:rPr>
-        <w:t xml:space="preserve"> </w:t>
-      </w:r>
-      <w:r>
-        <w:rPr>
-          <w:rStyle w:val="Strong"/>
-        </w:rPr>
-        <w:t xml:space="preserve">web solution </w:t>
-      </w:r>
-      <w:proofErr w:type="spellStart"/>
-      <w:r>
-        <w:rPr>
-          <w:rStyle w:val="Strong"/>
-        </w:rPr>
-        <w:t>Pvt.</w:t>
-      </w:r>
-      <w:proofErr w:type="spellEnd"/>
-      <w:r>
-        <w:rPr>
-          <w:rStyle w:val="Strong"/>
-        </w:rPr>
-        <w:t xml:space="preserve"> Ltd</w:t>
-      </w:r>
-      <w:r>
-        <w:rPr>
-          <w:rStyle w:val="Strong"/>
-        </w:rPr>
-        <w:t>.</w:t>
-      </w:r>
-      <w:r>
-        <w:rPr>
-          <w:rStyle w:val="Strong"/>
-        </w:rPr>
-        <w:t>]</w:t>
-      </w:r>
-      <w:r>
-        <w:t xml:space="preserve"> | Nov 2025 – Dec 2025</w:t>
+        <w:t>PHP | MySQL | HTML | CSS | Bootstrap</w:t>
       </w:r>
     </w:p>
     <w:p>
       <w:pPr>
         <w:numPr>
           <w:ilvl w:val="0"/>
-          <w:numId w:val="9"/>
+          <w:numId w:val="18"/>
         </w:numPr>
         <w:spacing w:before="100" w:beforeAutospacing="1" w:after="100" w:afterAutospacing="1" w:line="240" w:lineRule="auto"/>
         <w:rPr>
@@ -1294,27 +978,14 @@
         <w:rPr>
           <w:rFonts w:eastAsia="Times New Roman"/>
         </w:rPr>
-        <w:t xml:space="preserve">Worked on an </w:t>
-      </w:r>
-      <w:r>
-        <w:rPr>
-          <w:rStyle w:val="Strong"/>
-          <w:rFonts w:eastAsia="Times New Roman"/>
-        </w:rPr>
-        <w:t>ASP.NET Core MVC Product Management System</w:t>
-      </w:r>
-      <w:r>
-        <w:rPr>
-          <w:rFonts w:eastAsia="Times New Roman"/>
-        </w:rPr>
-        <w:t>.</w:t>
+        <w:t>Built a web application for managing automobile parts.</w:t>
       </w:r>
     </w:p>
     <w:p>
       <w:pPr>
         <w:numPr>
           <w:ilvl w:val="0"/>
-          <w:numId w:val="9"/>
+          <w:numId w:val="18"/>
         </w:numPr>
         <w:spacing w:before="100" w:beforeAutospacing="1" w:after="100" w:afterAutospacing="1" w:line="240" w:lineRule="auto"/>
         <w:rPr>
@@ -1325,14 +996,14 @@
         <w:rPr>
           <w:rFonts w:eastAsia="Times New Roman"/>
         </w:rPr>
-        <w:t>Implemented CRUD operations for product management.</w:t>
+        <w:t>Integrated MySQL for storing and retrieving application data.</w:t>
       </w:r>
     </w:p>
     <w:p>
       <w:pPr>
         <w:numPr>
           <w:ilvl w:val="0"/>
-          <w:numId w:val="9"/>
+          <w:numId w:val="18"/>
         </w:numPr>
         <w:spacing w:before="100" w:beforeAutospacing="1" w:after="100" w:afterAutospacing="1" w:line="240" w:lineRule="auto"/>
         <w:rPr>
@@ -1343,14 +1014,14 @@
         <w:rPr>
           <w:rFonts w:eastAsia="Times New Roman"/>
         </w:rPr>
-        <w:t>Worked with Microsoft SQL Server for database operations.</w:t>
+        <w:t>Created responsive interfaces using Bootstrap.</w:t>
       </w:r>
     </w:p>
     <w:p>
       <w:pPr>
         <w:numPr>
           <w:ilvl w:val="0"/>
-          <w:numId w:val="9"/>
+          <w:numId w:val="18"/>
         </w:numPr>
         <w:spacing w:before="100" w:beforeAutospacing="1" w:after="100" w:afterAutospacing="1" w:line="240" w:lineRule="auto"/>
         <w:rPr>
@@ -1361,14 +1032,42 @@
         <w:rPr>
           <w:rFonts w:eastAsia="Times New Roman"/>
         </w:rPr>
-        <w:t>Used MVC architecture to organize application components.</w:t>
+        <w:t>Implemented product management functionality.</w:t>
       </w:r>
     </w:p>
     <w:p>
       <w:pPr>
+        <w:pStyle w:val="Heading3"/>
+        <w:rPr>
+          <w:rFonts w:eastAsia="Times New Roman"/>
+        </w:rPr>
+      </w:pPr>
+      <w:r>
+        <w:rPr>
+          <w:rStyle w:val="Strong"/>
+          <w:rFonts w:eastAsia="Times New Roman"/>
+          <w:b w:val="0"/>
+          <w:bCs w:val="0"/>
+        </w:rPr>
+        <w:t>E-Commerce Customer Data Analysis</w:t>
+      </w:r>
+    </w:p>
+    <w:p>
+      <w:pPr>
+        <w:pStyle w:val="NormalWeb"/>
+      </w:pPr>
+      <w:r>
+        <w:rPr>
+          <w:rStyle w:val="Strong"/>
+        </w:rPr>
+        <w:t>Python | Data Analysis</w:t>
+      </w:r>
+    </w:p>
+    <w:p>
+      <w:pPr>
         <w:numPr>
           <w:ilvl w:val="0"/>
-          <w:numId w:val="9"/>
+          <w:numId w:val="19"/>
         </w:numPr>
         <w:spacing w:before="100" w:beforeAutospacing="1" w:after="100" w:afterAutospacing="1" w:line="240" w:lineRule="auto"/>
         <w:rPr>
@@ -1379,14 +1078,14 @@
         <w:rPr>
           <w:rFonts w:eastAsia="Times New Roman"/>
         </w:rPr>
-        <w:t>Practiced database connectivity, data handling, and web application development.</w:t>
+        <w:t>Analysed an e-commerce customer dataset using Python.</w:t>
       </w:r>
     </w:p>
     <w:p>
       <w:pPr>
         <w:numPr>
           <w:ilvl w:val="0"/>
-          <w:numId w:val="9"/>
+          <w:numId w:val="19"/>
         </w:numPr>
         <w:spacing w:before="100" w:beforeAutospacing="1" w:after="100" w:afterAutospacing="1" w:line="240" w:lineRule="auto"/>
         <w:rPr>
@@ -1397,7 +1096,43 @@
         <w:rPr>
           <w:rFonts w:eastAsia="Times New Roman"/>
         </w:rPr>
-        <w:t>Gained practical exposure to software development and project workflow.</w:t>
+        <w:t>Processed data to identify customer-related patterns and insights.</w:t>
+      </w:r>
+    </w:p>
+    <w:p>
+      <w:pPr>
+        <w:numPr>
+          <w:ilvl w:val="0"/>
+          <w:numId w:val="19"/>
+        </w:numPr>
+        <w:spacing w:before="100" w:beforeAutospacing="1" w:after="100" w:afterAutospacing="1" w:line="240" w:lineRule="auto"/>
+        <w:rPr>
+          <w:rFonts w:eastAsia="Times New Roman"/>
+        </w:rPr>
+      </w:pPr>
+      <w:r>
+        <w:rPr>
+          <w:rFonts w:eastAsia="Times New Roman"/>
+        </w:rPr>
+        <w:t>Applied data analysis techniques to generate meaningful results.</w:t>
+      </w:r>
+    </w:p>
+    <w:p>
+      <w:pPr>
+        <w:numPr>
+          <w:ilvl w:val="0"/>
+          <w:numId w:val="19"/>
+        </w:numPr>
+        <w:spacing w:before="100" w:beforeAutospacing="1" w:after="100" w:afterAutospacing="1" w:line="240" w:lineRule="auto"/>
+        <w:rPr>
+          <w:rFonts w:eastAsia="Times New Roman"/>
+        </w:rPr>
+      </w:pPr>
+      <w:r>
+        <w:rPr>
+          <w:rFonts w:eastAsia="Times New Roman"/>
+        </w:rPr>
+        <w:t>Prepared a project report based on the analysis.</w:t>
       </w:r>
     </w:p>
     <w:p>
@@ -1415,10 +1150,10 @@
         <mc:AlternateContent>
           <mc:Choice Requires="wps">
             <w:drawing>
-              <wp:inline distT="0" distB="0" distL="0" distR="0" wp14:anchorId="0490BA19" wp14:editId="3F3FF2E0">
-                <wp:extent cx="5943600" cy="1270"/>
-                <wp:effectExtent l="0" t="31750" r="0" b="36830"/>
-                <wp:docPr id="1675704143" name="Rectangle 6"/>
+              <wp:inline distT="0" distB="0" distL="0" distR="0" wp14:anchorId="267182DB" wp14:editId="6BB5C720">
+                <wp:extent cx="3789045" cy="1270"/>
+                <wp:effectExtent l="0" t="35560" r="0" b="40640"/>
+                <wp:docPr id="165296827" name="Rectangle 4"/>
                 <wp:cNvGraphicFramePr>
                   <a:graphicFrameLocks xmlns:a="http://schemas.openxmlformats.org/drawingml/2006/main"/>
                 </wp:cNvGraphicFramePr>
@@ -1465,7 +1200,7 @@
           </mc:Choice>
           <mc:Fallback>
             <w:pict>
-              <v:rect w14:anchorId="361C669A" id="Rectangle 6" o:spid="_x0000_s1026" style="width:468pt;height:.1pt;visibility:visible;mso-wrap-style:square;mso-left-percent:-10001;mso-top-percent:-10001;mso-position-horizontal:absolute;mso-position-horizontal-relative:char;mso-position-vertical:absolute;mso-position-vertical-relative:line;mso-left-percent:-10001;mso-top-percent:-10001;v-text-anchor:top" o:gfxdata="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" filled="f">
+              <v:rect w14:anchorId="5C0F1AF6" id="Rectangle 4" o:spid="_x0000_s1026" style="width:298.35pt;height:.1pt;visibility:visible;mso-wrap-style:square;mso-left-percent:-10001;mso-top-percent:-10001;mso-position-horizontal:absolute;mso-position-horizontal-relative:char;mso-position-vertical:absolute;mso-position-vertical-relative:line;mso-left-percent:-10001;mso-top-percent:-10001;v-text-anchor:top" o:gfxdata="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" filled="f">
                 <w10:anchorlock/>
               </v:rect>
             </w:pict>
@@ -1482,44 +1217,105 @@
       </w:pPr>
       <w:r>
         <w:rPr>
-          <w:rFonts w:eastAsia="Times New Roman"/>
-        </w:rPr>
-        <w:t>PROJECTS</w:t>
+          <w:rStyle w:val="Strong"/>
+          <w:rFonts w:eastAsia="Times New Roman"/>
+          <w:b w:val="0"/>
+          <w:bCs w:val="0"/>
+        </w:rPr>
+        <w:t>CERTIFICATIONS &amp; TRAINING</w:t>
       </w:r>
     </w:p>
     <w:p>
       <w:pPr>
-        <w:pStyle w:val="Heading3"/>
-        <w:rPr>
-          <w:rFonts w:eastAsia="Times New Roman"/>
-        </w:rPr>
-      </w:pPr>
-      <w:r>
-        <w:rPr>
-          <w:rFonts w:eastAsia="Times New Roman"/>
-        </w:rPr>
-        <w:t>1. Automobile Parts Management Website</w:t>
+        <w:numPr>
+          <w:ilvl w:val="0"/>
+          <w:numId w:val="20"/>
+        </w:numPr>
+        <w:spacing w:before="100" w:beforeAutospacing="1" w:after="100" w:afterAutospacing="1" w:line="240" w:lineRule="auto"/>
+        <w:rPr>
+          <w:rFonts w:eastAsia="Times New Roman"/>
+        </w:rPr>
+      </w:pPr>
+      <w:r>
+        <w:rPr>
+          <w:rStyle w:val="Strong"/>
+          <w:rFonts w:eastAsia="Times New Roman"/>
+        </w:rPr>
+        <w:t>Java Full Stack Development</w:t>
+      </w:r>
+      <w:r>
+        <w:rPr>
+          <w:rFonts w:eastAsia="Times New Roman"/>
+        </w:rPr>
+        <w:t xml:space="preserve"> — TOPS Technologies </w:t>
+      </w:r>
+      <w:r>
+        <w:rPr>
+          <w:rStyle w:val="Emphasis"/>
+          <w:rFonts w:eastAsia="Times New Roman"/>
+        </w:rPr>
+        <w:t>(Training)</w:t>
       </w:r>
     </w:p>
     <w:p>
       <w:pPr>
-        <w:pStyle w:val="NormalWeb"/>
+        <w:numPr>
+          <w:ilvl w:val="0"/>
+          <w:numId w:val="20"/>
+        </w:numPr>
+        <w:spacing w:before="100" w:beforeAutospacing="1" w:after="100" w:afterAutospacing="1" w:line="240" w:lineRule="auto"/>
+        <w:rPr>
+          <w:rFonts w:eastAsia="Times New Roman"/>
+        </w:rPr>
       </w:pPr>
       <w:r>
         <w:rPr>
           <w:rStyle w:val="Strong"/>
-        </w:rPr>
-        <w:t>Technologies:</w:t>
-      </w:r>
-      <w:r>
-        <w:t xml:space="preserve"> PHP, MySQL, HTML, CSS, Bootstrap</w:t>
+          <w:rFonts w:eastAsia="Times New Roman"/>
+        </w:rPr>
+        <w:lastRenderedPageBreak/>
+        <w:t>ASP.NET Core MVC Internship</w:t>
+      </w:r>
+      <w:r>
+        <w:rPr>
+          <w:rFonts w:eastAsia="Times New Roman"/>
+        </w:rPr>
+        <w:t xml:space="preserve"> — </w:t>
+      </w:r>
+      <w:proofErr w:type="spellStart"/>
+      <w:r>
+        <w:rPr>
+          <w:rFonts w:eastAsia="Times New Roman"/>
+        </w:rPr>
+        <w:t>Izzonet</w:t>
+      </w:r>
+      <w:proofErr w:type="spellEnd"/>
+      <w:r>
+        <w:rPr>
+          <w:rFonts w:eastAsia="Times New Roman"/>
+        </w:rPr>
+        <w:t xml:space="preserve"> Web Solution </w:t>
+      </w:r>
+      <w:proofErr w:type="spellStart"/>
+      <w:r>
+        <w:rPr>
+          <w:rFonts w:eastAsia="Times New Roman"/>
+        </w:rPr>
+        <w:t>Pvt.</w:t>
+      </w:r>
+      <w:proofErr w:type="spellEnd"/>
+      <w:r>
+        <w:rPr>
+          <w:rFonts w:eastAsia="Times New Roman"/>
+        </w:rPr>
+        <w:t xml:space="preserve"> Ltd.</w:t>
       </w:r>
     </w:p>
     <w:p>
       <w:pPr>
         <w:numPr>
           <w:ilvl w:val="0"/>
-          <w:numId w:val="10"/>
+          <w:numId w:val="20"/>
         </w:numPr>
         <w:spacing w:before="100" w:beforeAutospacing="1" w:after="100" w:afterAutospacing="1" w:line="240" w:lineRule="auto"/>
         <w:rPr>
@@ -1528,187 +1324,16 @@
       </w:pPr>
       <w:r>
         <w:rPr>
-          <w:rFonts w:eastAsia="Times New Roman"/>
-        </w:rPr>
-        <w:t>Developed a web-based automobile parts management application.</w:t>
-      </w:r>
-    </w:p>
-    <w:p>
-      <w:pPr>
-        <w:numPr>
-          <w:ilvl w:val="0"/>
-          <w:numId w:val="10"/>
-        </w:numPr>
-        <w:spacing w:before="100" w:beforeAutospacing="1" w:after="100" w:afterAutospacing="1" w:line="240" w:lineRule="auto"/>
-        <w:rPr>
-          <w:rFonts w:eastAsia="Times New Roman"/>
-        </w:rPr>
-      </w:pPr>
-      <w:r>
-        <w:rPr>
-          <w:rFonts w:eastAsia="Times New Roman"/>
-        </w:rPr>
-        <w:t>Implemented database connectivity using MySQL.</w:t>
-      </w:r>
-    </w:p>
-    <w:p>
-      <w:pPr>
-        <w:numPr>
-          <w:ilvl w:val="0"/>
-          <w:numId w:val="10"/>
-        </w:numPr>
-        <w:spacing w:before="100" w:beforeAutospacing="1" w:after="100" w:afterAutospacing="1" w:line="240" w:lineRule="auto"/>
-        <w:rPr>
-          <w:rFonts w:eastAsia="Times New Roman"/>
-        </w:rPr>
-      </w:pPr>
-      <w:r>
-        <w:rPr>
-          <w:rFonts w:eastAsia="Times New Roman"/>
-        </w:rPr>
-        <w:t>Designed responsive web pages using Bootstrap.</w:t>
-      </w:r>
-    </w:p>
-    <w:p>
-      <w:pPr>
-        <w:numPr>
-          <w:ilvl w:val="0"/>
-          <w:numId w:val="10"/>
-        </w:numPr>
-        <w:spacing w:before="100" w:beforeAutospacing="1" w:after="100" w:afterAutospacing="1" w:line="240" w:lineRule="auto"/>
-        <w:rPr>
-          <w:rFonts w:eastAsia="Times New Roman"/>
-        </w:rPr>
-      </w:pPr>
-      <w:r>
-        <w:rPr>
-          <w:rFonts w:eastAsia="Times New Roman"/>
-        </w:rPr>
-        <w:t>Created functionality for managing automobile-related products and information.</w:t>
-      </w:r>
-    </w:p>
-    <w:p>
-      <w:pPr>
-        <w:numPr>
-          <w:ilvl w:val="0"/>
-          <w:numId w:val="10"/>
-        </w:numPr>
-        <w:spacing w:before="100" w:beforeAutospacing="1" w:after="100" w:afterAutospacing="1" w:line="240" w:lineRule="auto"/>
-        <w:rPr>
-          <w:rFonts w:eastAsia="Times New Roman"/>
-        </w:rPr>
-      </w:pPr>
-      <w:r>
-        <w:rPr>
-          <w:rFonts w:eastAsia="Times New Roman"/>
-        </w:rPr>
-        <w:t>Applied CRUD and database management concepts.</w:t>
-      </w:r>
-    </w:p>
-    <w:p>
-      <w:pPr>
-        <w:pStyle w:val="Heading3"/>
-        <w:rPr>
-          <w:rFonts w:eastAsia="Times New Roman"/>
-        </w:rPr>
-      </w:pPr>
-      <w:r>
-        <w:rPr>
-          <w:rFonts w:eastAsia="Times New Roman"/>
-        </w:rPr>
-        <w:t>2</w:t>
-      </w:r>
-      <w:r>
-        <w:rPr>
-          <w:rFonts w:eastAsia="Times New Roman"/>
-        </w:rPr>
-        <w:t>. E-Commerce Customer Data Analysis</w:t>
-      </w:r>
-    </w:p>
-    <w:p>
-      <w:pPr>
-        <w:pStyle w:val="NormalWeb"/>
-      </w:pPr>
-      <w:r>
-        <w:rPr>
           <w:rStyle w:val="Strong"/>
-        </w:rPr>
-        <w:t>Technologies:</w:t>
-      </w:r>
-      <w:r>
-        <w:t xml:space="preserve"> Python, Data Analysis</w:t>
-      </w:r>
-    </w:p>
-    <w:p>
-      <w:pPr>
-        <w:numPr>
-          <w:ilvl w:val="0"/>
-          <w:numId w:val="12"/>
-        </w:numPr>
-        <w:spacing w:before="100" w:beforeAutospacing="1" w:after="100" w:afterAutospacing="1" w:line="240" w:lineRule="auto"/>
-        <w:rPr>
-          <w:rFonts w:eastAsia="Times New Roman"/>
-        </w:rPr>
-      </w:pPr>
-      <w:r>
-        <w:rPr>
-          <w:rFonts w:eastAsia="Times New Roman"/>
-        </w:rPr>
-        <w:t>Developed a Python-based data analysis project for an e-commerce dataset.</w:t>
-      </w:r>
-    </w:p>
-    <w:p>
-      <w:pPr>
-        <w:numPr>
-          <w:ilvl w:val="0"/>
-          <w:numId w:val="12"/>
-        </w:numPr>
-        <w:spacing w:before="100" w:beforeAutospacing="1" w:after="100" w:afterAutospacing="1" w:line="240" w:lineRule="auto"/>
-        <w:rPr>
-          <w:rFonts w:eastAsia="Times New Roman"/>
-        </w:rPr>
-      </w:pPr>
-      <w:r>
-        <w:rPr>
-          <w:rFonts w:eastAsia="Times New Roman"/>
-        </w:rPr>
-        <w:t>Analysed customer-related data to identify useful patterns and insights.</w:t>
-      </w:r>
-    </w:p>
-    <w:p>
-      <w:pPr>
-        <w:numPr>
-          <w:ilvl w:val="0"/>
-          <w:numId w:val="12"/>
-        </w:numPr>
-        <w:spacing w:before="100" w:beforeAutospacing="1" w:after="100" w:afterAutospacing="1" w:line="240" w:lineRule="auto"/>
-        <w:rPr>
-          <w:rFonts w:eastAsia="Times New Roman"/>
-        </w:rPr>
-      </w:pPr>
-      <w:r>
-        <w:rPr>
-          <w:rFonts w:eastAsia="Times New Roman"/>
-        </w:rPr>
-        <w:t>Applied data processing and analysis techniques.</w:t>
-      </w:r>
-    </w:p>
-    <w:p>
-      <w:pPr>
-        <w:numPr>
-          <w:ilvl w:val="0"/>
-          <w:numId w:val="12"/>
-        </w:numPr>
-        <w:spacing w:before="100" w:beforeAutospacing="1" w:after="100" w:afterAutospacing="1" w:line="240" w:lineRule="auto"/>
-        <w:rPr>
-          <w:rFonts w:eastAsia="Times New Roman"/>
-        </w:rPr>
-      </w:pPr>
-      <w:r>
-        <w:rPr>
-          <w:rFonts w:eastAsia="Times New Roman"/>
-        </w:rPr>
-        <w:t>Prepared an academic project report based on the analysis.</w:t>
+          <w:rFonts w:eastAsia="Times New Roman"/>
+        </w:rPr>
+        <w:t>Additional Certificates:</w:t>
+      </w:r>
+      <w:r>
+        <w:rPr>
+          <w:rFonts w:eastAsia="Times New Roman"/>
+        </w:rPr>
+        <w:t xml:space="preserve"> [Add actual certificate names]</w:t>
       </w:r>
     </w:p>
     <w:p>
@@ -1726,10 +1351,10 @@
         <mc:AlternateContent>
           <mc:Choice Requires="wps">
             <w:drawing>
-              <wp:inline distT="0" distB="0" distL="0" distR="0" wp14:anchorId="13555225" wp14:editId="4B3D15F4">
-                <wp:extent cx="5943600" cy="1270"/>
-                <wp:effectExtent l="0" t="31750" r="0" b="36830"/>
-                <wp:docPr id="433037403" name="Rectangle 5"/>
+              <wp:inline distT="0" distB="0" distL="0" distR="0" wp14:anchorId="37A4FFFA" wp14:editId="4FFCDC22">
+                <wp:extent cx="3789045" cy="1270"/>
+                <wp:effectExtent l="0" t="35560" r="0" b="40640"/>
+                <wp:docPr id="1584947763" name="Rectangle 3"/>
                 <wp:cNvGraphicFramePr>
                   <a:graphicFrameLocks xmlns:a="http://schemas.openxmlformats.org/drawingml/2006/main"/>
                 </wp:cNvGraphicFramePr>
@@ -1776,7 +1401,7 @@
           </mc:Choice>
           <mc:Fallback>
             <w:pict>
-              <v:rect w14:anchorId="30C13A01" id="Rectangle 5" o:spid="_x0000_s1026" style="width:468pt;height:.1pt;visibility:visible;mso-wrap-style:square;mso-left-percent:-10001;mso-top-percent:-10001;mso-position-horizontal:absolute;mso-position-horizontal-relative:char;mso-position-vertical:absolute;mso-position-vertical-relative:line;mso-left-percent:-10001;mso-top-percent:-10001;v-text-anchor:top" o:gfxdata="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" filled="f">
+              <v:rect w14:anchorId="638C8054" id="Rectangle 3" o:spid="_x0000_s1026" style="width:298.35pt;height:.1pt;visibility:visible;mso-wrap-style:square;mso-left-percent:-10001;mso-top-percent:-10001;mso-position-horizontal:absolute;mso-position-horizontal-relative:char;mso-position-vertical:absolute;mso-position-vertical-relative:line;mso-left-percent:-10001;mso-top-percent:-10001;v-text-anchor:top" o:gfxdata="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" filled="f">
                 <w10:anchorlock/>
               </v:rect>
             </w:pict>
@@ -1793,16 +1418,19 @@
       </w:pPr>
       <w:r>
         <w:rPr>
-          <w:rFonts w:eastAsia="Times New Roman"/>
-        </w:rPr>
-        <w:t>CERTIFICATIONS &amp; TRAINING</w:t>
+          <w:rStyle w:val="Strong"/>
+          <w:rFonts w:eastAsia="Times New Roman"/>
+          <w:b w:val="0"/>
+          <w:bCs w:val="0"/>
+        </w:rPr>
+        <w:t>SOFT SKILLS</w:t>
       </w:r>
     </w:p>
     <w:p>
       <w:pPr>
         <w:numPr>
           <w:ilvl w:val="0"/>
-          <w:numId w:val="13"/>
+          <w:numId w:val="21"/>
         </w:numPr>
         <w:spacing w:before="100" w:beforeAutospacing="1" w:after="100" w:afterAutospacing="1" w:line="240" w:lineRule="auto"/>
         <w:rPr>
@@ -1811,30 +1439,16 @@
       </w:pPr>
       <w:r>
         <w:rPr>
-          <w:rStyle w:val="Strong"/>
-          <w:rFonts w:eastAsia="Times New Roman"/>
-        </w:rPr>
-        <w:t>Java Full Stack Development – TOPS Technologies</w:t>
-      </w:r>
-      <w:r>
-        <w:rPr>
-          <w:rFonts w:eastAsia="Times New Roman"/>
-        </w:rPr>
-        <w:t xml:space="preserve"> </w:t>
-      </w:r>
-      <w:r>
-        <w:rPr>
-          <w:rStyle w:val="Emphasis"/>
-          <w:rFonts w:eastAsia="Times New Roman"/>
-        </w:rPr>
-        <w:t>(Training)</w:t>
+          <w:rFonts w:eastAsia="Times New Roman"/>
+        </w:rPr>
+        <w:t>Problem Solving</w:t>
       </w:r>
     </w:p>
     <w:p>
       <w:pPr>
         <w:numPr>
           <w:ilvl w:val="0"/>
-          <w:numId w:val="13"/>
+          <w:numId w:val="21"/>
         </w:numPr>
         <w:spacing w:before="100" w:beforeAutospacing="1" w:after="100" w:afterAutospacing="1" w:line="240" w:lineRule="auto"/>
         <w:rPr>
@@ -1843,57 +1457,16 @@
       </w:pPr>
       <w:r>
         <w:rPr>
-          <w:rStyle w:val="Strong"/>
-          <w:rFonts w:eastAsia="Times New Roman"/>
-        </w:rPr>
-        <w:t>ASP.NET Core MVC Internship</w:t>
-      </w:r>
-      <w:r>
-        <w:rPr>
-          <w:rFonts w:eastAsia="Times New Roman"/>
-        </w:rPr>
-        <w:t xml:space="preserve"> – [</w:t>
-      </w:r>
-      <w:proofErr w:type="spellStart"/>
-      <w:r>
-        <w:rPr>
-          <w:rFonts w:eastAsia="Times New Roman"/>
-        </w:rPr>
-        <w:t>Izzonet</w:t>
-      </w:r>
-      <w:proofErr w:type="spellEnd"/>
-      <w:r>
-        <w:rPr>
-          <w:rFonts w:eastAsia="Times New Roman"/>
-        </w:rPr>
-        <w:t xml:space="preserve"> web solution </w:t>
-      </w:r>
-      <w:proofErr w:type="spellStart"/>
-      <w:r>
-        <w:rPr>
-          <w:rFonts w:eastAsia="Times New Roman"/>
-        </w:rPr>
-        <w:t>Pvt.</w:t>
-      </w:r>
-      <w:proofErr w:type="spellEnd"/>
-      <w:r>
-        <w:rPr>
-          <w:rFonts w:eastAsia="Times New Roman"/>
-        </w:rPr>
-        <w:t xml:space="preserve"> Ltd.</w:t>
-      </w:r>
-      <w:r>
-        <w:rPr>
-          <w:rFonts w:eastAsia="Times New Roman"/>
-        </w:rPr>
-        <w:t>]</w:t>
+          <w:rFonts w:eastAsia="Times New Roman"/>
+        </w:rPr>
+        <w:t>Communication</w:t>
       </w:r>
     </w:p>
     <w:p>
       <w:pPr>
         <w:numPr>
           <w:ilvl w:val="0"/>
-          <w:numId w:val="13"/>
+          <w:numId w:val="21"/>
         </w:numPr>
         <w:spacing w:before="100" w:beforeAutospacing="1" w:after="100" w:afterAutospacing="1" w:line="240" w:lineRule="auto"/>
         <w:rPr>
@@ -1904,7 +1477,79 @@
         <w:rPr>
           <w:rFonts w:eastAsia="Times New Roman"/>
         </w:rPr>
-        <w:t xml:space="preserve">certificates </w:t>
+        <w:t>Teamwork</w:t>
+      </w:r>
+    </w:p>
+    <w:p>
+      <w:pPr>
+        <w:numPr>
+          <w:ilvl w:val="0"/>
+          <w:numId w:val="21"/>
+        </w:numPr>
+        <w:spacing w:before="100" w:beforeAutospacing="1" w:after="100" w:afterAutospacing="1" w:line="240" w:lineRule="auto"/>
+        <w:rPr>
+          <w:rFonts w:eastAsia="Times New Roman"/>
+        </w:rPr>
+      </w:pPr>
+      <w:r>
+        <w:rPr>
+          <w:rFonts w:eastAsia="Times New Roman"/>
+        </w:rPr>
+        <w:t>Time Management</w:t>
+      </w:r>
+    </w:p>
+    <w:p>
+      <w:pPr>
+        <w:numPr>
+          <w:ilvl w:val="0"/>
+          <w:numId w:val="21"/>
+        </w:numPr>
+        <w:spacing w:before="100" w:beforeAutospacing="1" w:after="100" w:afterAutospacing="1" w:line="240" w:lineRule="auto"/>
+        <w:rPr>
+          <w:rFonts w:eastAsia="Times New Roman"/>
+        </w:rPr>
+      </w:pPr>
+      <w:r>
+        <w:rPr>
+          <w:rFonts w:eastAsia="Times New Roman"/>
+        </w:rPr>
+        <w:t>Quick Learning</w:t>
+      </w:r>
+    </w:p>
+    <w:p>
+      <w:pPr>
+        <w:numPr>
+          <w:ilvl w:val="0"/>
+          <w:numId w:val="21"/>
+        </w:numPr>
+        <w:spacing w:before="100" w:beforeAutospacing="1" w:after="100" w:afterAutospacing="1" w:line="240" w:lineRule="auto"/>
+        <w:rPr>
+          <w:rFonts w:eastAsia="Times New Roman"/>
+        </w:rPr>
+      </w:pPr>
+      <w:r>
+        <w:rPr>
+          <w:rFonts w:eastAsia="Times New Roman"/>
+        </w:rPr>
+        <w:t>Adaptability</w:t>
+      </w:r>
+    </w:p>
+    <w:p>
+      <w:pPr>
+        <w:numPr>
+          <w:ilvl w:val="0"/>
+          <w:numId w:val="21"/>
+        </w:numPr>
+        <w:spacing w:before="100" w:beforeAutospacing="1" w:after="100" w:afterAutospacing="1" w:line="240" w:lineRule="auto"/>
+        <w:rPr>
+          <w:rFonts w:eastAsia="Times New Roman"/>
+        </w:rPr>
+      </w:pPr>
+      <w:r>
+        <w:rPr>
+          <w:rFonts w:eastAsia="Times New Roman"/>
+        </w:rPr>
+        <w:t>Logical Thinking</w:t>
       </w:r>
     </w:p>
     <w:p>
@@ -1922,10 +1567,10 @@
         <mc:AlternateContent>
           <mc:Choice Requires="wps">
             <w:drawing>
-              <wp:inline distT="0" distB="0" distL="0" distR="0" wp14:anchorId="01801A8B" wp14:editId="2A87055D">
-                <wp:extent cx="5943600" cy="1270"/>
-                <wp:effectExtent l="0" t="31750" r="0" b="36830"/>
-                <wp:docPr id="1923686640" name="Rectangle 4"/>
+              <wp:inline distT="0" distB="0" distL="0" distR="0" wp14:anchorId="392AA63C" wp14:editId="343810CF">
+                <wp:extent cx="3789045" cy="1270"/>
+                <wp:effectExtent l="0" t="35560" r="0" b="40640"/>
+                <wp:docPr id="906679526" name="Rectangle 1"/>
                 <wp:cNvGraphicFramePr>
                   <a:graphicFrameLocks xmlns:a="http://schemas.openxmlformats.org/drawingml/2006/main"/>
                 </wp:cNvGraphicFramePr>
@@ -1972,7 +1617,7 @@
           </mc:Choice>
           <mc:Fallback>
             <w:pict>
-              <v:rect w14:anchorId="642B82BF" id="Rectangle 4" o:spid="_x0000_s1026" style="width:468pt;height:.1pt;visibility:visible;mso-wrap-style:square;mso-left-percent:-10001;mso-top-percent:-10001;mso-position-horizontal:absolute;mso-position-horizontal-relative:char;mso-position-vertical:absolute;mso-position-vertical-relative:line;mso-left-percent:-10001;mso-top-percent:-10001;v-text-anchor:top" o:gfxdata="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" filled="f">
+              <v:rect w14:anchorId="0E32DB10" id="Rectangle 1" o:spid="_x0000_s1026" style="width:298.35pt;height:.1pt;visibility:visible;mso-wrap-style:square;mso-left-percent:-10001;mso-top-percent:-10001;mso-position-horizontal:absolute;mso-position-horizontal-relative:char;mso-position-vertical:absolute;mso-position-vertical-relative:line;mso-left-percent:-10001;mso-top-percent:-10001;v-text-anchor:top" o:gfxdata="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" filled="f">
                 <w10:anchorlock/>
               </v:rect>
             </w:pict>
@@ -1982,627 +1627,8 @@
     </w:p>
     <w:p>
       <w:pPr>
-        <w:pStyle w:val="Heading2"/>
-        <w:rPr>
-          <w:rFonts w:eastAsia="Times New Roman"/>
-        </w:rPr>
-      </w:pPr>
-      <w:r>
-        <w:rPr>
-          <w:rFonts w:eastAsia="Times New Roman"/>
-        </w:rPr>
-        <w:t>ACHIEVEMENTS</w:t>
-      </w:r>
-    </w:p>
-    <w:p>
-      <w:pPr>
-        <w:numPr>
-          <w:ilvl w:val="0"/>
-          <w:numId w:val="14"/>
-        </w:numPr>
-        <w:spacing w:before="100" w:beforeAutospacing="1" w:after="100" w:afterAutospacing="1" w:line="240" w:lineRule="auto"/>
-        <w:rPr>
-          <w:rFonts w:eastAsia="Times New Roman"/>
-        </w:rPr>
-      </w:pPr>
-      <w:r>
-        <w:rPr>
-          <w:rFonts w:eastAsia="Times New Roman"/>
-        </w:rPr>
-        <w:t>Successfully completed BCA Semester 6.</w:t>
-      </w:r>
-    </w:p>
-    <w:p>
-      <w:pPr>
-        <w:numPr>
-          <w:ilvl w:val="0"/>
-          <w:numId w:val="14"/>
-        </w:numPr>
-        <w:spacing w:before="100" w:beforeAutospacing="1" w:after="100" w:afterAutospacing="1" w:line="240" w:lineRule="auto"/>
-        <w:rPr>
-          <w:rFonts w:eastAsia="Times New Roman"/>
-        </w:rPr>
-      </w:pPr>
-      <w:r>
-        <w:rPr>
-          <w:rFonts w:eastAsia="Times New Roman"/>
-        </w:rPr>
-        <w:t>Completed an internship involving ASP.NET Core MVC and SQL Server.</w:t>
-      </w:r>
-    </w:p>
-    <w:p>
-      <w:pPr>
-        <w:numPr>
-          <w:ilvl w:val="0"/>
-          <w:numId w:val="14"/>
-        </w:numPr>
-        <w:spacing w:before="100" w:beforeAutospacing="1" w:after="100" w:afterAutospacing="1" w:line="240" w:lineRule="auto"/>
-        <w:rPr>
-          <w:rFonts w:eastAsia="Times New Roman"/>
-        </w:rPr>
-      </w:pPr>
-      <w:r>
-        <w:rPr>
-          <w:rFonts w:eastAsia="Times New Roman"/>
-        </w:rPr>
-        <w:t>Developed multiple academic projects using different programming languages and technologies.</w:t>
-      </w:r>
-    </w:p>
-    <w:p>
-      <w:pPr>
-        <w:numPr>
-          <w:ilvl w:val="0"/>
-          <w:numId w:val="14"/>
-        </w:numPr>
-        <w:spacing w:before="100" w:beforeAutospacing="1" w:after="100" w:afterAutospacing="1" w:line="240" w:lineRule="auto"/>
-        <w:rPr>
-          <w:rFonts w:eastAsia="Times New Roman"/>
-        </w:rPr>
-      </w:pPr>
-      <w:r>
-        <w:rPr>
-          <w:rFonts w:eastAsia="Times New Roman"/>
-        </w:rPr>
-        <w:t>Built practical experience with database-driven web applications.</w:t>
-      </w:r>
-    </w:p>
-    <w:p>
-      <w:pPr>
-        <w:spacing w:after="0"/>
-        <w:rPr>
-          <w:rFonts w:eastAsia="Times New Roman"/>
-        </w:rPr>
-      </w:pPr>
-      <w:r>
-        <w:rPr>
-          <w:rFonts w:eastAsia="Times New Roman"/>
-          <w:noProof/>
-        </w:rPr>
-        <mc:AlternateContent>
-          <mc:Choice Requires="wps">
-            <w:drawing>
-              <wp:inline distT="0" distB="0" distL="0" distR="0" wp14:anchorId="18E5837A" wp14:editId="37F19143">
-                <wp:extent cx="5943600" cy="1270"/>
-                <wp:effectExtent l="0" t="31750" r="0" b="36830"/>
-                <wp:docPr id="872884912" name="Rectangle 3"/>
-                <wp:cNvGraphicFramePr>
-                  <a:graphicFrameLocks xmlns:a="http://schemas.openxmlformats.org/drawingml/2006/main"/>
-                </wp:cNvGraphicFramePr>
-                <a:graphic xmlns:a="http://schemas.openxmlformats.org/drawingml/2006/main">
-                  <a:graphicData uri="http://schemas.microsoft.com/office/word/2010/wordprocessingShape">
-                    <wps:wsp>
-                      <wps:cNvSpPr>
-                        <a:spLocks noChangeArrowheads="1"/>
-                      </wps:cNvSpPr>
-                      <wps:spPr bwMode="auto">
-                        <a:xfrm>
-                          <a:off x="0" y="0"/>
-                          <a:ext cx="41614725" cy="1270"/>
-                        </a:xfrm>
-                        <a:prstGeom prst="rect">
-                          <a:avLst/>
-                        </a:prstGeom>
-                        <a:noFill/>
-                        <a:ln w="9525">
-                          <a:gradFill rotWithShape="0">
-                            <a:gsLst>
-                              <a:gs pos="0">
-                                <a:srgbClr val="A0A0A0"/>
-                              </a:gs>
-                              <a:gs pos="100000">
-                                <a:srgbClr val="E3E3E3"/>
-                              </a:gs>
-                            </a:gsLst>
-                            <a:lin ang="5400000"/>
-                          </a:gradFill>
-                          <a:miter lim="800000"/>
-                          <a:headEnd/>
-                          <a:tailEnd/>
-                        </a:ln>
-                      </wps:spPr>
-                      <wps:bodyPr rot="0" vert="horz" wrap="square" lIns="91440" tIns="45720" rIns="91440" bIns="45720" anchor="t" anchorCtr="0" upright="1">
-                        <a:noAutofit/>
-                      </wps:bodyPr>
-                    </wps:wsp>
-                  </a:graphicData>
-                </a:graphic>
-              </wp:inline>
-            </w:drawing>
-          </mc:Choice>
-          <mc:Fallback>
-            <w:pict>
-              <v:rect w14:anchorId="3E49F771" id="Rectangle 3" o:spid="_x0000_s1026" style="width:468pt;height:.1pt;visibility:visible;mso-wrap-style:square;mso-left-percent:-10001;mso-top-percent:-10001;mso-position-horizontal:absolute;mso-position-horizontal-relative:char;mso-position-vertical:absolute;mso-position-vertical-relative:line;mso-left-percent:-10001;mso-top-percent:-10001;v-text-anchor:top" o:gfxdata="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" filled="f">
-                <w10:anchorlock/>
-              </v:rect>
-            </w:pict>
-          </mc:Fallback>
-        </mc:AlternateContent>
-      </w:r>
-    </w:p>
-    <w:p>
-      <w:pPr>
-        <w:pStyle w:val="Heading2"/>
-        <w:rPr>
-          <w:rFonts w:eastAsia="Times New Roman"/>
-        </w:rPr>
-      </w:pPr>
-      <w:r>
-        <w:rPr>
-          <w:rFonts w:eastAsia="Times New Roman"/>
-        </w:rPr>
-        <w:t>INTERESTS</w:t>
-      </w:r>
-    </w:p>
-    <w:p>
-      <w:pPr>
-        <w:numPr>
-          <w:ilvl w:val="0"/>
-          <w:numId w:val="15"/>
-        </w:numPr>
-        <w:spacing w:before="100" w:beforeAutospacing="1" w:after="100" w:afterAutospacing="1" w:line="240" w:lineRule="auto"/>
-        <w:rPr>
-          <w:rFonts w:eastAsia="Times New Roman"/>
-        </w:rPr>
-      </w:pPr>
-      <w:r>
-        <w:rPr>
-          <w:rFonts w:eastAsia="Times New Roman"/>
-        </w:rPr>
-        <w:t>Full Stack Web Development</w:t>
-      </w:r>
-    </w:p>
-    <w:p>
-      <w:pPr>
-        <w:numPr>
-          <w:ilvl w:val="0"/>
-          <w:numId w:val="15"/>
-        </w:numPr>
-        <w:spacing w:before="100" w:beforeAutospacing="1" w:after="100" w:afterAutospacing="1" w:line="240" w:lineRule="auto"/>
-        <w:rPr>
-          <w:rFonts w:eastAsia="Times New Roman"/>
-        </w:rPr>
-      </w:pPr>
-      <w:r>
-        <w:rPr>
-          <w:rFonts w:eastAsia="Times New Roman"/>
-        </w:rPr>
-        <w:t>Java Application Development</w:t>
-      </w:r>
-    </w:p>
-    <w:p>
-      <w:pPr>
-        <w:numPr>
-          <w:ilvl w:val="0"/>
-          <w:numId w:val="15"/>
-        </w:numPr>
-        <w:spacing w:before="100" w:beforeAutospacing="1" w:after="100" w:afterAutospacing="1" w:line="240" w:lineRule="auto"/>
-        <w:rPr>
-          <w:rFonts w:eastAsia="Times New Roman"/>
-        </w:rPr>
-      </w:pPr>
-      <w:r>
-        <w:rPr>
-          <w:rFonts w:eastAsia="Times New Roman"/>
-        </w:rPr>
-        <w:t>Database Technologies</w:t>
-      </w:r>
-    </w:p>
-    <w:p>
-      <w:pPr>
-        <w:numPr>
-          <w:ilvl w:val="0"/>
-          <w:numId w:val="15"/>
-        </w:numPr>
-        <w:spacing w:before="100" w:beforeAutospacing="1" w:after="100" w:afterAutospacing="1" w:line="240" w:lineRule="auto"/>
-        <w:rPr>
-          <w:rFonts w:eastAsia="Times New Roman"/>
-        </w:rPr>
-      </w:pPr>
-      <w:r>
-        <w:rPr>
-          <w:rFonts w:eastAsia="Times New Roman"/>
-        </w:rPr>
-        <w:t>Learning New Programming Technologies</w:t>
-      </w:r>
-    </w:p>
-    <w:p>
-      <w:pPr>
-        <w:numPr>
-          <w:ilvl w:val="0"/>
-          <w:numId w:val="15"/>
-        </w:numPr>
-        <w:spacing w:before="100" w:beforeAutospacing="1" w:after="100" w:afterAutospacing="1" w:line="240" w:lineRule="auto"/>
-        <w:rPr>
-          <w:rFonts w:eastAsia="Times New Roman"/>
-        </w:rPr>
-      </w:pPr>
-      <w:r>
-        <w:rPr>
-          <w:rFonts w:eastAsia="Times New Roman"/>
-        </w:rPr>
-        <w:t>Building Real-World Projects</w:t>
-      </w:r>
-    </w:p>
-    <w:p>
-      <w:pPr>
-        <w:spacing w:after="0"/>
-        <w:rPr>
-          <w:rFonts w:eastAsia="Times New Roman"/>
-        </w:rPr>
-      </w:pPr>
-      <w:r>
-        <w:rPr>
-          <w:rFonts w:eastAsia="Times New Roman"/>
-          <w:noProof/>
-        </w:rPr>
-        <mc:AlternateContent>
-          <mc:Choice Requires="wps">
-            <w:drawing>
-              <wp:inline distT="0" distB="0" distL="0" distR="0" wp14:anchorId="495E806F" wp14:editId="4971F053">
-                <wp:extent cx="5943600" cy="1270"/>
-                <wp:effectExtent l="0" t="31750" r="0" b="36830"/>
-                <wp:docPr id="464081435" name="Rectangle 2"/>
-                <wp:cNvGraphicFramePr>
-                  <a:graphicFrameLocks xmlns:a="http://schemas.openxmlformats.org/drawingml/2006/main"/>
-                </wp:cNvGraphicFramePr>
-                <a:graphic xmlns:a="http://schemas.openxmlformats.org/drawingml/2006/main">
-                  <a:graphicData uri="http://schemas.microsoft.com/office/word/2010/wordprocessingShape">
-                    <wps:wsp>
-                      <wps:cNvSpPr>
-                        <a:spLocks noChangeArrowheads="1"/>
-                      </wps:cNvSpPr>
-                      <wps:spPr bwMode="auto">
-                        <a:xfrm>
-                          <a:off x="0" y="0"/>
-                          <a:ext cx="41614725" cy="1270"/>
-                        </a:xfrm>
-                        <a:prstGeom prst="rect">
-                          <a:avLst/>
-                        </a:prstGeom>
-                        <a:noFill/>
-                        <a:ln w="9525">
-                          <a:gradFill rotWithShape="0">
-                            <a:gsLst>
-                              <a:gs pos="0">
-                                <a:srgbClr val="A0A0A0"/>
-                              </a:gs>
-                              <a:gs pos="100000">
-                                <a:srgbClr val="E3E3E3"/>
-                              </a:gs>
-                            </a:gsLst>
-                            <a:lin ang="5400000"/>
-                          </a:gradFill>
-                          <a:miter lim="800000"/>
-                          <a:headEnd/>
-                          <a:tailEnd/>
-                        </a:ln>
-                      </wps:spPr>
-                      <wps:bodyPr rot="0" vert="horz" wrap="square" lIns="91440" tIns="45720" rIns="91440" bIns="45720" anchor="t" anchorCtr="0" upright="1">
-                        <a:noAutofit/>
-                      </wps:bodyPr>
-                    </wps:wsp>
-                  </a:graphicData>
-                </a:graphic>
-              </wp:inline>
-            </w:drawing>
-          </mc:Choice>
-          <mc:Fallback>
-            <w:pict>
-              <v:rect w14:anchorId="46CE20A7" id="Rectangle 2" o:spid="_x0000_s1026" style="width:468pt;height:.1pt;visibility:visible;mso-wrap-style:square;mso-left-percent:-10001;mso-top-percent:-10001;mso-position-horizontal:absolute;mso-position-horizontal-relative:char;mso-position-vertical:absolute;mso-position-vertical-relative:line;mso-left-percent:-10001;mso-top-percent:-10001;v-text-anchor:top" o:gfxdata="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" filled="f">
-                <w10:anchorlock/>
-              </v:rect>
-            </w:pict>
-          </mc:Fallback>
-        </mc:AlternateContent>
-      </w:r>
-    </w:p>
-    <w:p>
-      <w:pPr>
-        <w:pStyle w:val="Heading2"/>
-        <w:rPr>
-          <w:rFonts w:eastAsia="Times New Roman"/>
-        </w:rPr>
-      </w:pPr>
-      <w:r>
-        <w:rPr>
-          <w:rFonts w:eastAsia="Times New Roman"/>
-        </w:rPr>
-        <w:t>SOFT SKILLS</w:t>
-      </w:r>
-    </w:p>
-    <w:p>
-      <w:pPr>
-        <w:numPr>
-          <w:ilvl w:val="0"/>
-          <w:numId w:val="16"/>
-        </w:numPr>
-        <w:spacing w:before="100" w:beforeAutospacing="1" w:after="100" w:afterAutospacing="1" w:line="240" w:lineRule="auto"/>
-        <w:rPr>
-          <w:rFonts w:eastAsia="Times New Roman"/>
-        </w:rPr>
-      </w:pPr>
-      <w:r>
-        <w:rPr>
-          <w:rFonts w:eastAsia="Times New Roman"/>
-        </w:rPr>
-        <w:t>Problem Solving</w:t>
-      </w:r>
-    </w:p>
-    <w:p>
-      <w:pPr>
-        <w:numPr>
-          <w:ilvl w:val="0"/>
-          <w:numId w:val="16"/>
-        </w:numPr>
-        <w:spacing w:before="100" w:beforeAutospacing="1" w:after="100" w:afterAutospacing="1" w:line="240" w:lineRule="auto"/>
-        <w:rPr>
-          <w:rFonts w:eastAsia="Times New Roman"/>
-        </w:rPr>
-      </w:pPr>
-      <w:r>
-        <w:rPr>
-          <w:rFonts w:eastAsia="Times New Roman"/>
-        </w:rPr>
-        <w:t>Communication</w:t>
-      </w:r>
-    </w:p>
-    <w:p>
-      <w:pPr>
-        <w:numPr>
-          <w:ilvl w:val="0"/>
-          <w:numId w:val="16"/>
-        </w:numPr>
-        <w:spacing w:before="100" w:beforeAutospacing="1" w:after="100" w:afterAutospacing="1" w:line="240" w:lineRule="auto"/>
-        <w:rPr>
-          <w:rFonts w:eastAsia="Times New Roman"/>
-        </w:rPr>
-      </w:pPr>
-      <w:r>
-        <w:rPr>
-          <w:rFonts w:eastAsia="Times New Roman"/>
-        </w:rPr>
-        <w:t>Teamwork</w:t>
-      </w:r>
-    </w:p>
-    <w:p>
-      <w:pPr>
-        <w:numPr>
-          <w:ilvl w:val="0"/>
-          <w:numId w:val="16"/>
-        </w:numPr>
-        <w:spacing w:before="100" w:beforeAutospacing="1" w:after="100" w:afterAutospacing="1" w:line="240" w:lineRule="auto"/>
-        <w:rPr>
-          <w:rFonts w:eastAsia="Times New Roman"/>
-        </w:rPr>
-      </w:pPr>
-      <w:r>
-        <w:rPr>
-          <w:rFonts w:eastAsia="Times New Roman"/>
-        </w:rPr>
-        <w:t>Time Management</w:t>
-      </w:r>
-    </w:p>
-    <w:p>
-      <w:pPr>
-        <w:numPr>
-          <w:ilvl w:val="0"/>
-          <w:numId w:val="16"/>
-        </w:numPr>
-        <w:spacing w:before="100" w:beforeAutospacing="1" w:after="100" w:afterAutospacing="1" w:line="240" w:lineRule="auto"/>
-        <w:rPr>
-          <w:rFonts w:eastAsia="Times New Roman"/>
-        </w:rPr>
-      </w:pPr>
-      <w:r>
-        <w:rPr>
-          <w:rFonts w:eastAsia="Times New Roman"/>
-        </w:rPr>
-        <w:t>Quick Learning</w:t>
-      </w:r>
-    </w:p>
-    <w:p>
-      <w:pPr>
-        <w:numPr>
-          <w:ilvl w:val="0"/>
-          <w:numId w:val="16"/>
-        </w:numPr>
-        <w:spacing w:before="100" w:beforeAutospacing="1" w:after="100" w:afterAutospacing="1" w:line="240" w:lineRule="auto"/>
-        <w:rPr>
-          <w:rFonts w:eastAsia="Times New Roman"/>
-        </w:rPr>
-      </w:pPr>
-      <w:r>
-        <w:rPr>
-          <w:rFonts w:eastAsia="Times New Roman"/>
-        </w:rPr>
-        <w:t>Adaptability</w:t>
-      </w:r>
-    </w:p>
-    <w:p>
-      <w:pPr>
-        <w:numPr>
-          <w:ilvl w:val="0"/>
-          <w:numId w:val="16"/>
-        </w:numPr>
-        <w:spacing w:before="100" w:beforeAutospacing="1" w:after="100" w:afterAutospacing="1" w:line="240" w:lineRule="auto"/>
-        <w:rPr>
-          <w:rFonts w:eastAsia="Times New Roman"/>
-        </w:rPr>
-      </w:pPr>
-      <w:r>
-        <w:rPr>
-          <w:rFonts w:eastAsia="Times New Roman"/>
-        </w:rPr>
-        <w:t>Logical Thinking</w:t>
-      </w:r>
-    </w:p>
-    <w:p>
-      <w:pPr>
-        <w:spacing w:after="0"/>
-        <w:rPr>
-          <w:rFonts w:eastAsia="Times New Roman"/>
-        </w:rPr>
-      </w:pPr>
-      <w:r>
-        <w:rPr>
-          <w:rFonts w:eastAsia="Times New Roman"/>
-          <w:noProof/>
-        </w:rPr>
-        <mc:AlternateContent>
-          <mc:Choice Requires="wps">
-            <w:drawing>
-              <wp:inline distT="0" distB="0" distL="0" distR="0" wp14:anchorId="331D7D5D" wp14:editId="0D5F3121">
-                <wp:extent cx="5943600" cy="1270"/>
-                <wp:effectExtent l="0" t="31750" r="0" b="36830"/>
-                <wp:docPr id="1231199066" name="Rectangle 1"/>
-                <wp:cNvGraphicFramePr>
-                  <a:graphicFrameLocks xmlns:a="http://schemas.openxmlformats.org/drawingml/2006/main"/>
-                </wp:cNvGraphicFramePr>
-                <a:graphic xmlns:a="http://schemas.openxmlformats.org/drawingml/2006/main">
-                  <a:graphicData uri="http://schemas.microsoft.com/office/word/2010/wordprocessingShape">
-                    <wps:wsp>
-                      <wps:cNvSpPr>
-                        <a:spLocks noChangeArrowheads="1"/>
-                      </wps:cNvSpPr>
-                      <wps:spPr bwMode="auto">
-                        <a:xfrm>
-                          <a:off x="0" y="0"/>
-                          <a:ext cx="41614725" cy="1270"/>
-                        </a:xfrm>
-                        <a:prstGeom prst="rect">
-                          <a:avLst/>
-                        </a:prstGeom>
-                        <a:noFill/>
-                        <a:ln w="9525">
-                          <a:gradFill rotWithShape="0">
-                            <a:gsLst>
-                              <a:gs pos="0">
-                                <a:srgbClr val="A0A0A0"/>
-                              </a:gs>
-                              <a:gs pos="100000">
-                                <a:srgbClr val="E3E3E3"/>
-                              </a:gs>
-                            </a:gsLst>
-                            <a:lin ang="5400000"/>
-                          </a:gradFill>
-                          <a:miter lim="800000"/>
-                          <a:headEnd/>
-                          <a:tailEnd/>
-                        </a:ln>
-                      </wps:spPr>
-                      <wps:bodyPr rot="0" vert="horz" wrap="square" lIns="91440" tIns="45720" rIns="91440" bIns="45720" anchor="t" anchorCtr="0" upright="1">
-                        <a:noAutofit/>
-                      </wps:bodyPr>
-                    </wps:wsp>
-                  </a:graphicData>
-                </a:graphic>
-              </wp:inline>
-            </w:drawing>
-          </mc:Choice>
-          <mc:Fallback>
-            <w:pict>
-              <v:rect w14:anchorId="20587729" id="Rectangle 1" o:spid="_x0000_s1026" style="width:468pt;height:.1pt;visibility:visible;mso-wrap-style:square;mso-left-percent:-10001;mso-top-percent:-10001;mso-position-horizontal:absolute;mso-position-horizontal-relative:char;mso-position-vertical:absolute;mso-position-vertical-relative:line;mso-left-percent:-10001;mso-top-percent:-10001;v-text-anchor:top" o:gfxdata="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" filled="f">
-                <w10:anchorlock/>
-              </v:rect>
-            </w:pict>
-          </mc:Fallback>
-        </mc:AlternateContent>
-      </w:r>
-    </w:p>
-    <w:p>
-      <w:pPr>
-        <w:pStyle w:val="Heading2"/>
-        <w:rPr>
-          <w:rFonts w:eastAsia="Times New Roman"/>
-        </w:rPr>
-      </w:pPr>
-      <w:r>
-        <w:rPr>
-          <w:rFonts w:eastAsia="Times New Roman"/>
-        </w:rPr>
-        <w:t>DECLARATION</w:t>
-      </w:r>
-    </w:p>
-    <w:p>
-      <w:pPr>
         <w:pStyle w:val="NormalWeb"/>
       </w:pPr>
-      <w:r>
-        <w:t>I hereby declare that the information provided above is true and correct to the best of my knowledge.</w:t>
-      </w:r>
-    </w:p>
-    <w:p>
-      <w:pPr>
-        <w:pStyle w:val="NormalWeb"/>
-      </w:pPr>
-      <w:r>
-        <w:rPr>
-          <w:rStyle w:val="Strong"/>
-        </w:rPr>
-        <w:t>Place:</w:t>
-      </w:r>
-      <w:r>
-        <w:t xml:space="preserve"> Gujarat</w:t>
-      </w:r>
-      <w:r>
-        <w:br/>
-      </w:r>
-      <w:r>
-        <w:rPr>
-          <w:rStyle w:val="Strong"/>
-        </w:rPr>
-        <w:t>Date:</w:t>
-      </w:r>
-      <w:r>
-        <w:t xml:space="preserve"> ___________</w:t>
-      </w:r>
-    </w:p>
-    <w:p>
-      <w:pPr>
-        <w:pStyle w:val="NormalWeb"/>
-      </w:pPr>
-      <w:proofErr w:type="spellStart"/>
-      <w:r>
-        <w:rPr>
-          <w:rStyle w:val="Strong"/>
-        </w:rPr>
-        <w:t>Vidhyasagar</w:t>
-      </w:r>
-      <w:proofErr w:type="spellEnd"/>
-      <w:r>
-        <w:rPr>
-          <w:rStyle w:val="Strong"/>
-        </w:rPr>
-        <w:t xml:space="preserve"> R. </w:t>
-      </w:r>
-      <w:proofErr w:type="spellStart"/>
-      <w:r>
-        <w:rPr>
-          <w:rStyle w:val="Strong"/>
-        </w:rPr>
-        <w:t>Maurya</w:t>
-      </w:r>
-      <w:proofErr w:type="spellEnd"/>
     </w:p>
     <w:p/>
     <w:sectPr>
@@ -2767,6 +1793,155 @@
     </w:lvl>
   </w:abstractNum>
   <w:abstractNum w:abstractNumId="1" w15:restartNumberingAfterBreak="0">
+    <w:nsid w:val="1105259F"/>
+    <w:multiLevelType w:val="multilevel"/>
+    <w:tmpl w:val="FFFFFFFF"/>
+    <w:lvl w:ilvl="0">
+      <w:start w:val="1"/>
+      <w:numFmt w:val="bullet"/>
+      <w:lvlText w:val=""/>
+      <w:lvlJc w:val="left"/>
+      <w:pPr>
+        <w:tabs>
+          <w:tab w:val="num" w:pos="720"/>
+        </w:tabs>
+        <w:ind w:left="720" w:hanging="360"/>
+      </w:pPr>
+      <w:rPr>
+        <w:rFonts w:ascii="Symbol" w:hAnsi="Symbol" w:hint="default"/>
+        <w:sz w:val="20"/>
+      </w:rPr>
+    </w:lvl>
+    <w:lvl w:ilvl="1" w:tentative="1">
+      <w:start w:val="1"/>
+      <w:numFmt w:val="bullet"/>
+      <w:lvlText w:val="o"/>
+      <w:lvlJc w:val="left"/>
+      <w:pPr>
+        <w:tabs>
+          <w:tab w:val="num" w:pos="1440"/>
+        </w:tabs>
+        <w:ind w:left="1440" w:hanging="360"/>
+      </w:pPr>
+      <w:rPr>
+        <w:rFonts w:ascii="Courier New" w:hAnsi="Courier New" w:hint="default"/>
+        <w:sz w:val="20"/>
+      </w:rPr>
+    </w:lvl>
+    <w:lvl w:ilvl="2" w:tentative="1">
+      <w:start w:val="1"/>
+      <w:numFmt w:val="bullet"/>
+      <w:lvlText w:val=""/>
+      <w:lvlJc w:val="left"/>
+      <w:pPr>
+        <w:tabs>
+          <w:tab w:val="num" w:pos="2160"/>
+        </w:tabs>
+        <w:ind w:left="2160" w:hanging="360"/>
+      </w:pPr>
+      <w:rPr>
+        <w:rFonts w:ascii="Wingdings" w:hAnsi="Wingdings" w:hint="default"/>
+        <w:sz w:val="20"/>
+      </w:rPr>
+    </w:lvl>
+    <w:lvl w:ilvl="3" w:tentative="1">
+      <w:start w:val="1"/>
+      <w:numFmt w:val="bullet"/>
+      <w:lvlText w:val=""/>
+      <w:lvlJc w:val="left"/>
+      <w:pPr>
+        <w:tabs>
+          <w:tab w:val="num" w:pos="2880"/>
+        </w:tabs>
+        <w:ind w:left="2880" w:hanging="360"/>
+      </w:pPr>
+      <w:rPr>
+        <w:rFonts w:ascii="Wingdings" w:hAnsi="Wingdings" w:hint="default"/>
+        <w:sz w:val="20"/>
+      </w:rPr>
+    </w:lvl>
+    <w:lvl w:ilvl="4" w:tentative="1">
+      <w:start w:val="1"/>
+      <w:numFmt w:val="bullet"/>
+      <w:lvlText w:val=""/>
+      <w:lvlJc w:val="left"/>
+      <w:pPr>
+        <w:tabs>
+          <w:tab w:val="num" w:pos="3600"/>
+        </w:tabs>
+        <w:ind w:left="3600" w:hanging="360"/>
+      </w:pPr>
+      <w:rPr>
+        <w:rFonts w:ascii="Wingdings" w:hAnsi="Wingdings" w:hint="default"/>
+        <w:sz w:val="20"/>
+      </w:rPr>
+    </w:lvl>
+    <w:lvl w:ilvl="5" w:tentative="1">
+      <w:start w:val="1"/>
+      <w:numFmt w:val="bullet"/>
+      <w:lvlText w:val=""/>
+      <w:lvlJc w:val="left"/>
+      <w:pPr>
+        <w:tabs>
+          <w:tab w:val="num" w:pos="4320"/>
+        </w:tabs>
+        <w:ind w:left="4320" w:hanging="360"/>
+      </w:pPr>
+      <w:rPr>
+        <w:rFonts w:ascii="Wingdings" w:hAnsi="Wingdings" w:hint="default"/>
+        <w:sz w:val="20"/>
+      </w:rPr>
+    </w:lvl>
+    <w:lvl w:ilvl="6" w:tentative="1">
+      <w:start w:val="1"/>
+      <w:numFmt w:val="bullet"/>
+      <w:lvlText w:val=""/>
+      <w:lvlJc w:val="left"/>
+      <w:pPr>
+        <w:tabs>
+          <w:tab w:val="num" w:pos="5040"/>
+        </w:tabs>
+        <w:ind w:left="5040" w:hanging="360"/>
+      </w:pPr>
+      <w:rPr>
+        <w:rFonts w:ascii="Wingdings" w:hAnsi="Wingdings" w:hint="default"/>
+        <w:sz w:val="20"/>
+      </w:rPr>
+    </w:lvl>
+    <w:lvl w:ilvl="7" w:tentative="1">
+      <w:start w:val="1"/>
+      <w:numFmt w:val="bullet"/>
+      <w:lvlText w:val=""/>
+      <w:lvlJc w:val="left"/>
+      <w:pPr>
+        <w:tabs>
+          <w:tab w:val="num" w:pos="5760"/>
+        </w:tabs>
+        <w:ind w:left="5760" w:hanging="360"/>
+      </w:pPr>
+      <w:rPr>
+        <w:rFonts w:ascii="Wingdings" w:hAnsi="Wingdings" w:hint="default"/>
+        <w:sz w:val="20"/>
+      </w:rPr>
+    </w:lvl>
+    <w:lvl w:ilvl="8" w:tentative="1">
+      <w:start w:val="1"/>
+      <w:numFmt w:val="bullet"/>
+      <w:lvlText w:val=""/>
+      <w:lvlJc w:val="left"/>
+      <w:pPr>
+        <w:tabs>
+          <w:tab w:val="num" w:pos="6480"/>
+        </w:tabs>
+        <w:ind w:left="6480" w:hanging="360"/>
+      </w:pPr>
+      <w:rPr>
+        <w:rFonts w:ascii="Wingdings" w:hAnsi="Wingdings" w:hint="default"/>
+        <w:sz w:val="20"/>
+      </w:rPr>
+    </w:lvl>
+  </w:abstractNum>
+  <w:abstractNum w:abstractNumId="2" w15:restartNumberingAfterBreak="0">
     <w:nsid w:val="11EE7FF7"/>
     <w:multiLevelType w:val="multilevel"/>
     <w:tmpl w:val="FFFFFFFF"/>
@@ -2915,7 +2090,7 @@
       </w:rPr>
     </w:lvl>
   </w:abstractNum>
-  <w:abstractNum w:abstractNumId="2" w15:restartNumberingAfterBreak="0">
+  <w:abstractNum w:abstractNumId="3" w15:restartNumberingAfterBreak="0">
     <w:nsid w:val="27923A37"/>
     <w:multiLevelType w:val="multilevel"/>
     <w:tmpl w:val="FFFFFFFF"/>
@@ -3064,7 +2239,305 @@
       </w:rPr>
     </w:lvl>
   </w:abstractNum>
-  <w:abstractNum w:abstractNumId="3" w15:restartNumberingAfterBreak="0">
+  <w:abstractNum w:abstractNumId="4" w15:restartNumberingAfterBreak="0">
+    <w:nsid w:val="30FC7BC2"/>
+    <w:multiLevelType w:val="multilevel"/>
+    <w:tmpl w:val="FFFFFFFF"/>
+    <w:lvl w:ilvl="0">
+      <w:start w:val="1"/>
+      <w:numFmt w:val="bullet"/>
+      <w:lvlText w:val=""/>
+      <w:lvlJc w:val="left"/>
+      <w:pPr>
+        <w:tabs>
+          <w:tab w:val="num" w:pos="720"/>
+        </w:tabs>
+        <w:ind w:left="720" w:hanging="360"/>
+      </w:pPr>
+      <w:rPr>
+        <w:rFonts w:ascii="Symbol" w:hAnsi="Symbol" w:hint="default"/>
+        <w:sz w:val="20"/>
+      </w:rPr>
+    </w:lvl>
+    <w:lvl w:ilvl="1" w:tentative="1">
+      <w:start w:val="1"/>
+      <w:numFmt w:val="bullet"/>
+      <w:lvlText w:val="o"/>
+      <w:lvlJc w:val="left"/>
+      <w:pPr>
+        <w:tabs>
+          <w:tab w:val="num" w:pos="1440"/>
+        </w:tabs>
+        <w:ind w:left="1440" w:hanging="360"/>
+      </w:pPr>
+      <w:rPr>
+        <w:rFonts w:ascii="Courier New" w:hAnsi="Courier New" w:hint="default"/>
+        <w:sz w:val="20"/>
+      </w:rPr>
+    </w:lvl>
+    <w:lvl w:ilvl="2" w:tentative="1">
+      <w:start w:val="1"/>
+      <w:numFmt w:val="bullet"/>
+      <w:lvlText w:val=""/>
+      <w:lvlJc w:val="left"/>
+      <w:pPr>
+        <w:tabs>
+          <w:tab w:val="num" w:pos="2160"/>
+        </w:tabs>
+        <w:ind w:left="2160" w:hanging="360"/>
+      </w:pPr>
+      <w:rPr>
+        <w:rFonts w:ascii="Wingdings" w:hAnsi="Wingdings" w:hint="default"/>
+        <w:sz w:val="20"/>
+      </w:rPr>
+    </w:lvl>
+    <w:lvl w:ilvl="3" w:tentative="1">
+      <w:start w:val="1"/>
+      <w:numFmt w:val="bullet"/>
+      <w:lvlText w:val=""/>
+      <w:lvlJc w:val="left"/>
+      <w:pPr>
+        <w:tabs>
+          <w:tab w:val="num" w:pos="2880"/>
+        </w:tabs>
+        <w:ind w:left="2880" w:hanging="360"/>
+      </w:pPr>
+      <w:rPr>
+        <w:rFonts w:ascii="Wingdings" w:hAnsi="Wingdings" w:hint="default"/>
+        <w:sz w:val="20"/>
+      </w:rPr>
+    </w:lvl>
+    <w:lvl w:ilvl="4" w:tentative="1">
+      <w:start w:val="1"/>
+      <w:numFmt w:val="bullet"/>
+      <w:lvlText w:val=""/>
+      <w:lvlJc w:val="left"/>
+      <w:pPr>
+        <w:tabs>
+          <w:tab w:val="num" w:pos="3600"/>
+        </w:tabs>
+        <w:ind w:left="3600" w:hanging="360"/>
+      </w:pPr>
+      <w:rPr>
+        <w:rFonts w:ascii="Wingdings" w:hAnsi="Wingdings" w:hint="default"/>
+        <w:sz w:val="20"/>
+      </w:rPr>
+    </w:lvl>
+    <w:lvl w:ilvl="5" w:tentative="1">
+      <w:start w:val="1"/>
+      <w:numFmt w:val="bullet"/>
+      <w:lvlText w:val=""/>
+      <w:lvlJc w:val="left"/>
+      <w:pPr>
+        <w:tabs>
+          <w:tab w:val="num" w:pos="4320"/>
+        </w:tabs>
+        <w:ind w:left="4320" w:hanging="360"/>
+      </w:pPr>
+      <w:rPr>
+        <w:rFonts w:ascii="Wingdings" w:hAnsi="Wingdings" w:hint="default"/>
+        <w:sz w:val="20"/>
+      </w:rPr>
+    </w:lvl>
+    <w:lvl w:ilvl="6" w:tentative="1">
+      <w:start w:val="1"/>
+      <w:numFmt w:val="bullet"/>
+      <w:lvlText w:val=""/>
+      <w:lvlJc w:val="left"/>
+      <w:pPr>
+        <w:tabs>
+          <w:tab w:val="num" w:pos="5040"/>
+        </w:tabs>
+        <w:ind w:left="5040" w:hanging="360"/>
+      </w:pPr>
+      <w:rPr>
+        <w:rFonts w:ascii="Wingdings" w:hAnsi="Wingdings" w:hint="default"/>
+        <w:sz w:val="20"/>
+      </w:rPr>
+    </w:lvl>
+    <w:lvl w:ilvl="7" w:tentative="1">
+      <w:start w:val="1"/>
+      <w:numFmt w:val="bullet"/>
+      <w:lvlText w:val=""/>
+      <w:lvlJc w:val="left"/>
+      <w:pPr>
+        <w:tabs>
+          <w:tab w:val="num" w:pos="5760"/>
+        </w:tabs>
+        <w:ind w:left="5760" w:hanging="360"/>
+      </w:pPr>
+      <w:rPr>
+        <w:rFonts w:ascii="Wingdings" w:hAnsi="Wingdings" w:hint="default"/>
+        <w:sz w:val="20"/>
+      </w:rPr>
+    </w:lvl>
+    <w:lvl w:ilvl="8" w:tentative="1">
+      <w:start w:val="1"/>
+      <w:numFmt w:val="bullet"/>
+      <w:lvlText w:val=""/>
+      <w:lvlJc w:val="left"/>
+      <w:pPr>
+        <w:tabs>
+          <w:tab w:val="num" w:pos="6480"/>
+        </w:tabs>
+        <w:ind w:left="6480" w:hanging="360"/>
+      </w:pPr>
+      <w:rPr>
+        <w:rFonts w:ascii="Wingdings" w:hAnsi="Wingdings" w:hint="default"/>
+        <w:sz w:val="20"/>
+      </w:rPr>
+    </w:lvl>
+  </w:abstractNum>
+  <w:abstractNum w:abstractNumId="5" w15:restartNumberingAfterBreak="0">
+    <w:nsid w:val="35A11D2E"/>
+    <w:multiLevelType w:val="multilevel"/>
+    <w:tmpl w:val="FFFFFFFF"/>
+    <w:lvl w:ilvl="0">
+      <w:start w:val="1"/>
+      <w:numFmt w:val="bullet"/>
+      <w:lvlText w:val=""/>
+      <w:lvlJc w:val="left"/>
+      <w:pPr>
+        <w:tabs>
+          <w:tab w:val="num" w:pos="720"/>
+        </w:tabs>
+        <w:ind w:left="720" w:hanging="360"/>
+      </w:pPr>
+      <w:rPr>
+        <w:rFonts w:ascii="Symbol" w:hAnsi="Symbol" w:hint="default"/>
+        <w:sz w:val="20"/>
+      </w:rPr>
+    </w:lvl>
+    <w:lvl w:ilvl="1" w:tentative="1">
+      <w:start w:val="1"/>
+      <w:numFmt w:val="bullet"/>
+      <w:lvlText w:val="o"/>
+      <w:lvlJc w:val="left"/>
+      <w:pPr>
+        <w:tabs>
+          <w:tab w:val="num" w:pos="1440"/>
+        </w:tabs>
+        <w:ind w:left="1440" w:hanging="360"/>
+      </w:pPr>
+      <w:rPr>
+        <w:rFonts w:ascii="Courier New" w:hAnsi="Courier New" w:hint="default"/>
+        <w:sz w:val="20"/>
+      </w:rPr>
+    </w:lvl>
+    <w:lvl w:ilvl="2" w:tentative="1">
+      <w:start w:val="1"/>
+      <w:numFmt w:val="bullet"/>
+      <w:lvlText w:val=""/>
+      <w:lvlJc w:val="left"/>
+      <w:pPr>
+        <w:tabs>
+          <w:tab w:val="num" w:pos="2160"/>
+        </w:tabs>
+        <w:ind w:left="2160" w:hanging="360"/>
+      </w:pPr>
+      <w:rPr>
+        <w:rFonts w:ascii="Wingdings" w:hAnsi="Wingdings" w:hint="default"/>
+        <w:sz w:val="20"/>
+      </w:rPr>
+    </w:lvl>
+    <w:lvl w:ilvl="3" w:tentative="1">
+      <w:start w:val="1"/>
+      <w:numFmt w:val="bullet"/>
+      <w:lvlText w:val=""/>
+      <w:lvlJc w:val="left"/>
+      <w:pPr>
+        <w:tabs>
+          <w:tab w:val="num" w:pos="2880"/>
+        </w:tabs>
+        <w:ind w:left="2880" w:hanging="360"/>
+      </w:pPr>
+      <w:rPr>
+        <w:rFonts w:ascii="Wingdings" w:hAnsi="Wingdings" w:hint="default"/>
+        <w:sz w:val="20"/>
+      </w:rPr>
+    </w:lvl>
+    <w:lvl w:ilvl="4" w:tentative="1">
+      <w:start w:val="1"/>
+      <w:numFmt w:val="bullet"/>
+      <w:lvlText w:val=""/>
+      <w:lvlJc w:val="left"/>
+      <w:pPr>
+        <w:tabs>
+          <w:tab w:val="num" w:pos="3600"/>
+        </w:tabs>
+        <w:ind w:left="3600" w:hanging="360"/>
+      </w:pPr>
+      <w:rPr>
+        <w:rFonts w:ascii="Wingdings" w:hAnsi="Wingdings" w:hint="default"/>
+        <w:sz w:val="20"/>
+      </w:rPr>
+    </w:lvl>
+    <w:lvl w:ilvl="5" w:tentative="1">
+      <w:start w:val="1"/>
+      <w:numFmt w:val="bullet"/>
+      <w:lvlText w:val=""/>
+      <w:lvlJc w:val="left"/>
+      <w:pPr>
+        <w:tabs>
+          <w:tab w:val="num" w:pos="4320"/>
+        </w:tabs>
+        <w:ind w:left="4320" w:hanging="360"/>
+      </w:pPr>
+      <w:rPr>
+        <w:rFonts w:ascii="Wingdings" w:hAnsi="Wingdings" w:hint="default"/>
+        <w:sz w:val="20"/>
+      </w:rPr>
+    </w:lvl>
+    <w:lvl w:ilvl="6" w:tentative="1">
+      <w:start w:val="1"/>
+      <w:numFmt w:val="bullet"/>
+      <w:lvlText w:val=""/>
+      <w:lvlJc w:val="left"/>
+      <w:pPr>
+        <w:tabs>
+          <w:tab w:val="num" w:pos="5040"/>
+        </w:tabs>
+        <w:ind w:left="5040" w:hanging="360"/>
+      </w:pPr>
+      <w:rPr>
+        <w:rFonts w:ascii="Wingdings" w:hAnsi="Wingdings" w:hint="default"/>
+        <w:sz w:val="20"/>
+      </w:rPr>
+    </w:lvl>
+    <w:lvl w:ilvl="7" w:tentative="1">
+      <w:start w:val="1"/>
+      <w:numFmt w:val="bullet"/>
+      <w:lvlText w:val=""/>
+      <w:lvlJc w:val="left"/>
+      <w:pPr>
+        <w:tabs>
+          <w:tab w:val="num" w:pos="5760"/>
+        </w:tabs>
+        <w:ind w:left="5760" w:hanging="360"/>
+      </w:pPr>
+      <w:rPr>
+        <w:rFonts w:ascii="Wingdings" w:hAnsi="Wingdings" w:hint="default"/>
+        <w:sz w:val="20"/>
+      </w:rPr>
+    </w:lvl>
+    <w:lvl w:ilvl="8" w:tentative="1">
+      <w:start w:val="1"/>
+      <w:numFmt w:val="bullet"/>
+      <w:lvlText w:val=""/>
+      <w:lvlJc w:val="left"/>
+      <w:pPr>
+        <w:tabs>
+          <w:tab w:val="num" w:pos="6480"/>
+        </w:tabs>
+        <w:ind w:left="6480" w:hanging="360"/>
+      </w:pPr>
+      <w:rPr>
+        <w:rFonts w:ascii="Wingdings" w:hAnsi="Wingdings" w:hint="default"/>
+        <w:sz w:val="20"/>
+      </w:rPr>
+    </w:lvl>
+  </w:abstractNum>
+  <w:abstractNum w:abstractNumId="6" w15:restartNumberingAfterBreak="0">
     <w:nsid w:val="384611A2"/>
     <w:multiLevelType w:val="multilevel"/>
     <w:tmpl w:val="FFFFFFFF"/>
@@ -3213,7 +2686,7 @@
       </w:rPr>
     </w:lvl>
   </w:abstractNum>
-  <w:abstractNum w:abstractNumId="4" w15:restartNumberingAfterBreak="0">
+  <w:abstractNum w:abstractNumId="7" w15:restartNumberingAfterBreak="0">
     <w:nsid w:val="3EFD3243"/>
     <w:multiLevelType w:val="multilevel"/>
     <w:tmpl w:val="FFFFFFFF"/>
@@ -3362,7 +2835,7 @@
       </w:rPr>
     </w:lvl>
   </w:abstractNum>
-  <w:abstractNum w:abstractNumId="5" w15:restartNumberingAfterBreak="0">
+  <w:abstractNum w:abstractNumId="8" w15:restartNumberingAfterBreak="0">
     <w:nsid w:val="3FC10F9E"/>
     <w:multiLevelType w:val="multilevel"/>
     <w:tmpl w:val="FFFFFFFF"/>
@@ -3511,7 +2984,7 @@
       </w:rPr>
     </w:lvl>
   </w:abstractNum>
-  <w:abstractNum w:abstractNumId="6" w15:restartNumberingAfterBreak="0">
+  <w:abstractNum w:abstractNumId="9" w15:restartNumberingAfterBreak="0">
     <w:nsid w:val="3FC23042"/>
     <w:multiLevelType w:val="multilevel"/>
     <w:tmpl w:val="FFFFFFFF"/>
@@ -3660,7 +3133,156 @@
       </w:rPr>
     </w:lvl>
   </w:abstractNum>
-  <w:abstractNum w:abstractNumId="7" w15:restartNumberingAfterBreak="0">
+  <w:abstractNum w:abstractNumId="10" w15:restartNumberingAfterBreak="0">
+    <w:nsid w:val="40390993"/>
+    <w:multiLevelType w:val="multilevel"/>
+    <w:tmpl w:val="FFFFFFFF"/>
+    <w:lvl w:ilvl="0">
+      <w:start w:val="1"/>
+      <w:numFmt w:val="bullet"/>
+      <w:lvlText w:val=""/>
+      <w:lvlJc w:val="left"/>
+      <w:pPr>
+        <w:tabs>
+          <w:tab w:val="num" w:pos="720"/>
+        </w:tabs>
+        <w:ind w:left="720" w:hanging="360"/>
+      </w:pPr>
+      <w:rPr>
+        <w:rFonts w:ascii="Symbol" w:hAnsi="Symbol" w:hint="default"/>
+        <w:sz w:val="20"/>
+      </w:rPr>
+    </w:lvl>
+    <w:lvl w:ilvl="1" w:tentative="1">
+      <w:start w:val="1"/>
+      <w:numFmt w:val="bullet"/>
+      <w:lvlText w:val="o"/>
+      <w:lvlJc w:val="left"/>
+      <w:pPr>
+        <w:tabs>
+          <w:tab w:val="num" w:pos="1440"/>
+        </w:tabs>
+        <w:ind w:left="1440" w:hanging="360"/>
+      </w:pPr>
+      <w:rPr>
+        <w:rFonts w:ascii="Courier New" w:hAnsi="Courier New" w:hint="default"/>
+        <w:sz w:val="20"/>
+      </w:rPr>
+    </w:lvl>
+    <w:lvl w:ilvl="2" w:tentative="1">
+      <w:start w:val="1"/>
+      <w:numFmt w:val="bullet"/>
+      <w:lvlText w:val=""/>
+      <w:lvlJc w:val="left"/>
+      <w:pPr>
+        <w:tabs>
+          <w:tab w:val="num" w:pos="2160"/>
+        </w:tabs>
+        <w:ind w:left="2160" w:hanging="360"/>
+      </w:pPr>
+      <w:rPr>
+        <w:rFonts w:ascii="Wingdings" w:hAnsi="Wingdings" w:hint="default"/>
+        <w:sz w:val="20"/>
+      </w:rPr>
+    </w:lvl>
+    <w:lvl w:ilvl="3" w:tentative="1">
+      <w:start w:val="1"/>
+      <w:numFmt w:val="bullet"/>
+      <w:lvlText w:val=""/>
+      <w:lvlJc w:val="left"/>
+      <w:pPr>
+        <w:tabs>
+          <w:tab w:val="num" w:pos="2880"/>
+        </w:tabs>
+        <w:ind w:left="2880" w:hanging="360"/>
+      </w:pPr>
+      <w:rPr>
+        <w:rFonts w:ascii="Wingdings" w:hAnsi="Wingdings" w:hint="default"/>
+        <w:sz w:val="20"/>
+      </w:rPr>
+    </w:lvl>
+    <w:lvl w:ilvl="4" w:tentative="1">
+      <w:start w:val="1"/>
+      <w:numFmt w:val="bullet"/>
+      <w:lvlText w:val=""/>
+      <w:lvlJc w:val="left"/>
+      <w:pPr>
+        <w:tabs>
+          <w:tab w:val="num" w:pos="3600"/>
+        </w:tabs>
+        <w:ind w:left="3600" w:hanging="360"/>
+      </w:pPr>
+      <w:rPr>
+        <w:rFonts w:ascii="Wingdings" w:hAnsi="Wingdings" w:hint="default"/>
+        <w:sz w:val="20"/>
+      </w:rPr>
+    </w:lvl>
+    <w:lvl w:ilvl="5" w:tentative="1">
+      <w:start w:val="1"/>
+      <w:numFmt w:val="bullet"/>
+      <w:lvlText w:val=""/>
+      <w:lvlJc w:val="left"/>
+      <w:pPr>
+        <w:tabs>
+          <w:tab w:val="num" w:pos="4320"/>
+        </w:tabs>
+        <w:ind w:left="4320" w:hanging="360"/>
+      </w:pPr>
+      <w:rPr>
+        <w:rFonts w:ascii="Wingdings" w:hAnsi="Wingdings" w:hint="default"/>
+        <w:sz w:val="20"/>
+      </w:rPr>
+    </w:lvl>
+    <w:lvl w:ilvl="6" w:tentative="1">
+      <w:start w:val="1"/>
+      <w:numFmt w:val="bullet"/>
+      <w:lvlText w:val=""/>
+      <w:lvlJc w:val="left"/>
+      <w:pPr>
+        <w:tabs>
+          <w:tab w:val="num" w:pos="5040"/>
+        </w:tabs>
+        <w:ind w:left="5040" w:hanging="360"/>
+      </w:pPr>
+      <w:rPr>
+        <w:rFonts w:ascii="Wingdings" w:hAnsi="Wingdings" w:hint="default"/>
+        <w:sz w:val="20"/>
+      </w:rPr>
+    </w:lvl>
+    <w:lvl w:ilvl="7" w:tentative="1">
+      <w:start w:val="1"/>
+      <w:numFmt w:val="bullet"/>
+      <w:lvlText w:val=""/>
+      <w:lvlJc w:val="left"/>
+      <w:pPr>
+        <w:tabs>
+          <w:tab w:val="num" w:pos="5760"/>
+        </w:tabs>
+        <w:ind w:left="5760" w:hanging="360"/>
+      </w:pPr>
+      <w:rPr>
+        <w:rFonts w:ascii="Wingdings" w:hAnsi="Wingdings" w:hint="default"/>
+        <w:sz w:val="20"/>
+      </w:rPr>
+    </w:lvl>
+    <w:lvl w:ilvl="8" w:tentative="1">
+      <w:start w:val="1"/>
+      <w:numFmt w:val="bullet"/>
+      <w:lvlText w:val=""/>
+      <w:lvlJc w:val="left"/>
+      <w:pPr>
+        <w:tabs>
+          <w:tab w:val="num" w:pos="6480"/>
+        </w:tabs>
+        <w:ind w:left="6480" w:hanging="360"/>
+      </w:pPr>
+      <w:rPr>
+        <w:rFonts w:ascii="Wingdings" w:hAnsi="Wingdings" w:hint="default"/>
+        <w:sz w:val="20"/>
+      </w:rPr>
+    </w:lvl>
+  </w:abstractNum>
+  <w:abstractNum w:abstractNumId="11" w15:restartNumberingAfterBreak="0">
     <w:nsid w:val="45F45F7A"/>
     <w:multiLevelType w:val="multilevel"/>
     <w:tmpl w:val="FFFFFFFF"/>
@@ -3809,7 +3431,7 @@
       </w:rPr>
     </w:lvl>
   </w:abstractNum>
-  <w:abstractNum w:abstractNumId="8" w15:restartNumberingAfterBreak="0">
+  <w:abstractNum w:abstractNumId="12" w15:restartNumberingAfterBreak="0">
     <w:nsid w:val="4F094544"/>
     <w:multiLevelType w:val="multilevel"/>
     <w:tmpl w:val="FFFFFFFF"/>
@@ -3958,7 +3580,7 @@
       </w:rPr>
     </w:lvl>
   </w:abstractNum>
-  <w:abstractNum w:abstractNumId="9" w15:restartNumberingAfterBreak="0">
+  <w:abstractNum w:abstractNumId="13" w15:restartNumberingAfterBreak="0">
     <w:nsid w:val="5A4545D7"/>
     <w:multiLevelType w:val="multilevel"/>
     <w:tmpl w:val="FFFFFFFF"/>
@@ -4107,7 +3729,7 @@
       </w:rPr>
     </w:lvl>
   </w:abstractNum>
-  <w:abstractNum w:abstractNumId="10" w15:restartNumberingAfterBreak="0">
+  <w:abstractNum w:abstractNumId="14" w15:restartNumberingAfterBreak="0">
     <w:nsid w:val="6311544C"/>
     <w:multiLevelType w:val="multilevel"/>
     <w:tmpl w:val="FFFFFFFF"/>
@@ -4256,7 +3878,7 @@
       </w:rPr>
     </w:lvl>
   </w:abstractNum>
-  <w:abstractNum w:abstractNumId="11" w15:restartNumberingAfterBreak="0">
+  <w:abstractNum w:abstractNumId="15" w15:restartNumberingAfterBreak="0">
     <w:nsid w:val="678349FE"/>
     <w:multiLevelType w:val="multilevel"/>
     <w:tmpl w:val="FFFFFFFF"/>
@@ -4405,7 +4027,7 @@
       </w:rPr>
     </w:lvl>
   </w:abstractNum>
-  <w:abstractNum w:abstractNumId="12" w15:restartNumberingAfterBreak="0">
+  <w:abstractNum w:abstractNumId="16" w15:restartNumberingAfterBreak="0">
     <w:nsid w:val="67A27F5F"/>
     <w:multiLevelType w:val="multilevel"/>
     <w:tmpl w:val="FFFFFFFF"/>
@@ -4554,7 +4176,156 @@
       </w:rPr>
     </w:lvl>
   </w:abstractNum>
-  <w:abstractNum w:abstractNumId="13" w15:restartNumberingAfterBreak="0">
+  <w:abstractNum w:abstractNumId="17" w15:restartNumberingAfterBreak="0">
+    <w:nsid w:val="6C92691E"/>
+    <w:multiLevelType w:val="multilevel"/>
+    <w:tmpl w:val="FFFFFFFF"/>
+    <w:lvl w:ilvl="0">
+      <w:start w:val="1"/>
+      <w:numFmt w:val="bullet"/>
+      <w:lvlText w:val=""/>
+      <w:lvlJc w:val="left"/>
+      <w:pPr>
+        <w:tabs>
+          <w:tab w:val="num" w:pos="720"/>
+        </w:tabs>
+        <w:ind w:left="720" w:hanging="360"/>
+      </w:pPr>
+      <w:rPr>
+        <w:rFonts w:ascii="Symbol" w:hAnsi="Symbol" w:hint="default"/>
+        <w:sz w:val="20"/>
+      </w:rPr>
+    </w:lvl>
+    <w:lvl w:ilvl="1" w:tentative="1">
+      <w:start w:val="1"/>
+      <w:numFmt w:val="bullet"/>
+      <w:lvlText w:val="o"/>
+      <w:lvlJc w:val="left"/>
+      <w:pPr>
+        <w:tabs>
+          <w:tab w:val="num" w:pos="1440"/>
+        </w:tabs>
+        <w:ind w:left="1440" w:hanging="360"/>
+      </w:pPr>
+      <w:rPr>
+        <w:rFonts w:ascii="Courier New" w:hAnsi="Courier New" w:hint="default"/>
+        <w:sz w:val="20"/>
+      </w:rPr>
+    </w:lvl>
+    <w:lvl w:ilvl="2" w:tentative="1">
+      <w:start w:val="1"/>
+      <w:numFmt w:val="bullet"/>
+      <w:lvlText w:val=""/>
+      <w:lvlJc w:val="left"/>
+      <w:pPr>
+        <w:tabs>
+          <w:tab w:val="num" w:pos="2160"/>
+        </w:tabs>
+        <w:ind w:left="2160" w:hanging="360"/>
+      </w:pPr>
+      <w:rPr>
+        <w:rFonts w:ascii="Wingdings" w:hAnsi="Wingdings" w:hint="default"/>
+        <w:sz w:val="20"/>
+      </w:rPr>
+    </w:lvl>
+    <w:lvl w:ilvl="3" w:tentative="1">
+      <w:start w:val="1"/>
+      <w:numFmt w:val="bullet"/>
+      <w:lvlText w:val=""/>
+      <w:lvlJc w:val="left"/>
+      <w:pPr>
+        <w:tabs>
+          <w:tab w:val="num" w:pos="2880"/>
+        </w:tabs>
+        <w:ind w:left="2880" w:hanging="360"/>
+      </w:pPr>
+      <w:rPr>
+        <w:rFonts w:ascii="Wingdings" w:hAnsi="Wingdings" w:hint="default"/>
+        <w:sz w:val="20"/>
+      </w:rPr>
+    </w:lvl>
+    <w:lvl w:ilvl="4" w:tentative="1">
+      <w:start w:val="1"/>
+      <w:numFmt w:val="bullet"/>
+      <w:lvlText w:val=""/>
+      <w:lvlJc w:val="left"/>
+      <w:pPr>
+        <w:tabs>
+          <w:tab w:val="num" w:pos="3600"/>
+        </w:tabs>
+        <w:ind w:left="3600" w:hanging="360"/>
+      </w:pPr>
+      <w:rPr>
+        <w:rFonts w:ascii="Wingdings" w:hAnsi="Wingdings" w:hint="default"/>
+        <w:sz w:val="20"/>
+      </w:rPr>
+    </w:lvl>
+    <w:lvl w:ilvl="5" w:tentative="1">
+      <w:start w:val="1"/>
+      <w:numFmt w:val="bullet"/>
+      <w:lvlText w:val=""/>
+      <w:lvlJc w:val="left"/>
+      <w:pPr>
+        <w:tabs>
+          <w:tab w:val="num" w:pos="4320"/>
+        </w:tabs>
+        <w:ind w:left="4320" w:hanging="360"/>
+      </w:pPr>
+      <w:rPr>
+        <w:rFonts w:ascii="Wingdings" w:hAnsi="Wingdings" w:hint="default"/>
+        <w:sz w:val="20"/>
+      </w:rPr>
+    </w:lvl>
+    <w:lvl w:ilvl="6" w:tentative="1">
+      <w:start w:val="1"/>
+      <w:numFmt w:val="bullet"/>
+      <w:lvlText w:val=""/>
+      <w:lvlJc w:val="left"/>
+      <w:pPr>
+        <w:tabs>
+          <w:tab w:val="num" w:pos="5040"/>
+        </w:tabs>
+        <w:ind w:left="5040" w:hanging="360"/>
+      </w:pPr>
+      <w:rPr>
+        <w:rFonts w:ascii="Wingdings" w:hAnsi="Wingdings" w:hint="default"/>
+        <w:sz w:val="20"/>
+      </w:rPr>
+    </w:lvl>
+    <w:lvl w:ilvl="7" w:tentative="1">
+      <w:start w:val="1"/>
+      <w:numFmt w:val="bullet"/>
+      <w:lvlText w:val=""/>
+      <w:lvlJc w:val="left"/>
+      <w:pPr>
+        <w:tabs>
+          <w:tab w:val="num" w:pos="5760"/>
+        </w:tabs>
+        <w:ind w:left="5760" w:hanging="360"/>
+      </w:pPr>
+      <w:rPr>
+        <w:rFonts w:ascii="Wingdings" w:hAnsi="Wingdings" w:hint="default"/>
+        <w:sz w:val="20"/>
+      </w:rPr>
+    </w:lvl>
+    <w:lvl w:ilvl="8" w:tentative="1">
+      <w:start w:val="1"/>
+      <w:numFmt w:val="bullet"/>
+      <w:lvlText w:val=""/>
+      <w:lvlJc w:val="left"/>
+      <w:pPr>
+        <w:tabs>
+          <w:tab w:val="num" w:pos="6480"/>
+        </w:tabs>
+        <w:ind w:left="6480" w:hanging="360"/>
+      </w:pPr>
+      <w:rPr>
+        <w:rFonts w:ascii="Wingdings" w:hAnsi="Wingdings" w:hint="default"/>
+        <w:sz w:val="20"/>
+      </w:rPr>
+    </w:lvl>
+  </w:abstractNum>
+  <w:abstractNum w:abstractNumId="18" w15:restartNumberingAfterBreak="0">
     <w:nsid w:val="6D466B13"/>
     <w:multiLevelType w:val="multilevel"/>
     <w:tmpl w:val="FFFFFFFF"/>
@@ -4703,7 +4474,7 @@
       </w:rPr>
     </w:lvl>
   </w:abstractNum>
-  <w:abstractNum w:abstractNumId="14" w15:restartNumberingAfterBreak="0">
+  <w:abstractNum w:abstractNumId="19" w15:restartNumberingAfterBreak="0">
     <w:nsid w:val="6EE10BB1"/>
     <w:multiLevelType w:val="multilevel"/>
     <w:tmpl w:val="FFFFFFFF"/>
@@ -4852,7 +4623,156 @@
       </w:rPr>
     </w:lvl>
   </w:abstractNum>
-  <w:abstractNum w:abstractNumId="15" w15:restartNumberingAfterBreak="0">
+  <w:abstractNum w:abstractNumId="20" w15:restartNumberingAfterBreak="0">
+    <w:nsid w:val="7044242C"/>
+    <w:multiLevelType w:val="multilevel"/>
+    <w:tmpl w:val="FFFFFFFF"/>
+    <w:lvl w:ilvl="0">
+      <w:start w:val="1"/>
+      <w:numFmt w:val="bullet"/>
+      <w:lvlText w:val=""/>
+      <w:lvlJc w:val="left"/>
+      <w:pPr>
+        <w:tabs>
+          <w:tab w:val="num" w:pos="720"/>
+        </w:tabs>
+        <w:ind w:left="720" w:hanging="360"/>
+      </w:pPr>
+      <w:rPr>
+        <w:rFonts w:ascii="Symbol" w:hAnsi="Symbol" w:hint="default"/>
+        <w:sz w:val="20"/>
+      </w:rPr>
+    </w:lvl>
+    <w:lvl w:ilvl="1" w:tentative="1">
+      <w:start w:val="1"/>
+      <w:numFmt w:val="bullet"/>
+      <w:lvlText w:val="o"/>
+      <w:lvlJc w:val="left"/>
+      <w:pPr>
+        <w:tabs>
+          <w:tab w:val="num" w:pos="1440"/>
+        </w:tabs>
+        <w:ind w:left="1440" w:hanging="360"/>
+      </w:pPr>
+      <w:rPr>
+        <w:rFonts w:ascii="Courier New" w:hAnsi="Courier New" w:hint="default"/>
+        <w:sz w:val="20"/>
+      </w:rPr>
+    </w:lvl>
+    <w:lvl w:ilvl="2" w:tentative="1">
+      <w:start w:val="1"/>
+      <w:numFmt w:val="bullet"/>
+      <w:lvlText w:val=""/>
+      <w:lvlJc w:val="left"/>
+      <w:pPr>
+        <w:tabs>
+          <w:tab w:val="num" w:pos="2160"/>
+        </w:tabs>
+        <w:ind w:left="2160" w:hanging="360"/>
+      </w:pPr>
+      <w:rPr>
+        <w:rFonts w:ascii="Wingdings" w:hAnsi="Wingdings" w:hint="default"/>
+        <w:sz w:val="20"/>
+      </w:rPr>
+    </w:lvl>
+    <w:lvl w:ilvl="3" w:tentative="1">
+      <w:start w:val="1"/>
+      <w:numFmt w:val="bullet"/>
+      <w:lvlText w:val=""/>
+      <w:lvlJc w:val="left"/>
+      <w:pPr>
+        <w:tabs>
+          <w:tab w:val="num" w:pos="2880"/>
+        </w:tabs>
+        <w:ind w:left="2880" w:hanging="360"/>
+      </w:pPr>
+      <w:rPr>
+        <w:rFonts w:ascii="Wingdings" w:hAnsi="Wingdings" w:hint="default"/>
+        <w:sz w:val="20"/>
+      </w:rPr>
+    </w:lvl>
+    <w:lvl w:ilvl="4" w:tentative="1">
+      <w:start w:val="1"/>
+      <w:numFmt w:val="bullet"/>
+      <w:lvlText w:val=""/>
+      <w:lvlJc w:val="left"/>
+      <w:pPr>
+        <w:tabs>
+          <w:tab w:val="num" w:pos="3600"/>
+        </w:tabs>
+        <w:ind w:left="3600" w:hanging="360"/>
+      </w:pPr>
+      <w:rPr>
+        <w:rFonts w:ascii="Wingdings" w:hAnsi="Wingdings" w:hint="default"/>
+        <w:sz w:val="20"/>
+      </w:rPr>
+    </w:lvl>
+    <w:lvl w:ilvl="5" w:tentative="1">
+      <w:start w:val="1"/>
+      <w:numFmt w:val="bullet"/>
+      <w:lvlText w:val=""/>
+      <w:lvlJc w:val="left"/>
+      <w:pPr>
+        <w:tabs>
+          <w:tab w:val="num" w:pos="4320"/>
+        </w:tabs>
+        <w:ind w:left="4320" w:hanging="360"/>
+      </w:pPr>
+      <w:rPr>
+        <w:rFonts w:ascii="Wingdings" w:hAnsi="Wingdings" w:hint="default"/>
+        <w:sz w:val="20"/>
+      </w:rPr>
+    </w:lvl>
+    <w:lvl w:ilvl="6" w:tentative="1">
+      <w:start w:val="1"/>
+      <w:numFmt w:val="bullet"/>
+      <w:lvlText w:val=""/>
+      <w:lvlJc w:val="left"/>
+      <w:pPr>
+        <w:tabs>
+          <w:tab w:val="num" w:pos="5040"/>
+        </w:tabs>
+        <w:ind w:left="5040" w:hanging="360"/>
+      </w:pPr>
+      <w:rPr>
+        <w:rFonts w:ascii="Wingdings" w:hAnsi="Wingdings" w:hint="default"/>
+        <w:sz w:val="20"/>
+      </w:rPr>
+    </w:lvl>
+    <w:lvl w:ilvl="7" w:tentative="1">
+      <w:start w:val="1"/>
+      <w:numFmt w:val="bullet"/>
+      <w:lvlText w:val=""/>
+      <w:lvlJc w:val="left"/>
+      <w:pPr>
+        <w:tabs>
+          <w:tab w:val="num" w:pos="5760"/>
+        </w:tabs>
+        <w:ind w:left="5760" w:hanging="360"/>
+      </w:pPr>
+      <w:rPr>
+        <w:rFonts w:ascii="Wingdings" w:hAnsi="Wingdings" w:hint="default"/>
+        <w:sz w:val="20"/>
+      </w:rPr>
+    </w:lvl>
+    <w:lvl w:ilvl="8" w:tentative="1">
+      <w:start w:val="1"/>
+      <w:numFmt w:val="bullet"/>
+      <w:lvlText w:val=""/>
+      <w:lvlJc w:val="left"/>
+      <w:pPr>
+        <w:tabs>
+          <w:tab w:val="num" w:pos="6480"/>
+        </w:tabs>
+        <w:ind w:left="6480" w:hanging="360"/>
+      </w:pPr>
+      <w:rPr>
+        <w:rFonts w:ascii="Wingdings" w:hAnsi="Wingdings" w:hint="default"/>
+        <w:sz w:val="20"/>
+      </w:rPr>
+    </w:lvl>
+  </w:abstractNum>
+  <w:abstractNum w:abstractNumId="21" w15:restartNumberingAfterBreak="0">
     <w:nsid w:val="7A4D2855"/>
     <w:multiLevelType w:val="multilevel"/>
     <w:tmpl w:val="FFFFFFFF"/>
@@ -5001,53 +4921,223 @@
       </w:rPr>
     </w:lvl>
   </w:abstractNum>
+  <w:abstractNum w:abstractNumId="22" w15:restartNumberingAfterBreak="0">
+    <w:nsid w:val="7B165CC2"/>
+    <w:multiLevelType w:val="multilevel"/>
+    <w:tmpl w:val="FFFFFFFF"/>
+    <w:lvl w:ilvl="0">
+      <w:start w:val="1"/>
+      <w:numFmt w:val="bullet"/>
+      <w:lvlText w:val=""/>
+      <w:lvlJc w:val="left"/>
+      <w:pPr>
+        <w:tabs>
+          <w:tab w:val="num" w:pos="720"/>
+        </w:tabs>
+        <w:ind w:left="720" w:hanging="360"/>
+      </w:pPr>
+      <w:rPr>
+        <w:rFonts w:ascii="Symbol" w:hAnsi="Symbol" w:hint="default"/>
+        <w:sz w:val="20"/>
+      </w:rPr>
+    </w:lvl>
+    <w:lvl w:ilvl="1" w:tentative="1">
+      <w:start w:val="1"/>
+      <w:numFmt w:val="bullet"/>
+      <w:lvlText w:val="o"/>
+      <w:lvlJc w:val="left"/>
+      <w:pPr>
+        <w:tabs>
+          <w:tab w:val="num" w:pos="1440"/>
+        </w:tabs>
+        <w:ind w:left="1440" w:hanging="360"/>
+      </w:pPr>
+      <w:rPr>
+        <w:rFonts w:ascii="Courier New" w:hAnsi="Courier New" w:hint="default"/>
+        <w:sz w:val="20"/>
+      </w:rPr>
+    </w:lvl>
+    <w:lvl w:ilvl="2" w:tentative="1">
+      <w:start w:val="1"/>
+      <w:numFmt w:val="bullet"/>
+      <w:lvlText w:val=""/>
+      <w:lvlJc w:val="left"/>
+      <w:pPr>
+        <w:tabs>
+          <w:tab w:val="num" w:pos="2160"/>
+        </w:tabs>
+        <w:ind w:left="2160" w:hanging="360"/>
+      </w:pPr>
+      <w:rPr>
+        <w:rFonts w:ascii="Wingdings" w:hAnsi="Wingdings" w:hint="default"/>
+        <w:sz w:val="20"/>
+      </w:rPr>
+    </w:lvl>
+    <w:lvl w:ilvl="3" w:tentative="1">
+      <w:start w:val="1"/>
+      <w:numFmt w:val="bullet"/>
+      <w:lvlText w:val=""/>
+      <w:lvlJc w:val="left"/>
+      <w:pPr>
+        <w:tabs>
+          <w:tab w:val="num" w:pos="2880"/>
+        </w:tabs>
+        <w:ind w:left="2880" w:hanging="360"/>
+      </w:pPr>
+      <w:rPr>
+        <w:rFonts w:ascii="Wingdings" w:hAnsi="Wingdings" w:hint="default"/>
+        <w:sz w:val="20"/>
+      </w:rPr>
+    </w:lvl>
+    <w:lvl w:ilvl="4" w:tentative="1">
+      <w:start w:val="1"/>
+      <w:numFmt w:val="bullet"/>
+      <w:lvlText w:val=""/>
+      <w:lvlJc w:val="left"/>
+      <w:pPr>
+        <w:tabs>
+          <w:tab w:val="num" w:pos="3600"/>
+        </w:tabs>
+        <w:ind w:left="3600" w:hanging="360"/>
+      </w:pPr>
+      <w:rPr>
+        <w:rFonts w:ascii="Wingdings" w:hAnsi="Wingdings" w:hint="default"/>
+        <w:sz w:val="20"/>
+      </w:rPr>
+    </w:lvl>
+    <w:lvl w:ilvl="5" w:tentative="1">
+      <w:start w:val="1"/>
+      <w:numFmt w:val="bullet"/>
+      <w:lvlText w:val=""/>
+      <w:lvlJc w:val="left"/>
+      <w:pPr>
+        <w:tabs>
+          <w:tab w:val="num" w:pos="4320"/>
+        </w:tabs>
+        <w:ind w:left="4320" w:hanging="360"/>
+      </w:pPr>
+      <w:rPr>
+        <w:rFonts w:ascii="Wingdings" w:hAnsi="Wingdings" w:hint="default"/>
+        <w:sz w:val="20"/>
+      </w:rPr>
+    </w:lvl>
+    <w:lvl w:ilvl="6" w:tentative="1">
+      <w:start w:val="1"/>
+      <w:numFmt w:val="bullet"/>
+      <w:lvlText w:val=""/>
+      <w:lvlJc w:val="left"/>
+      <w:pPr>
+        <w:tabs>
+          <w:tab w:val="num" w:pos="5040"/>
+        </w:tabs>
+        <w:ind w:left="5040" w:hanging="360"/>
+      </w:pPr>
+      <w:rPr>
+        <w:rFonts w:ascii="Wingdings" w:hAnsi="Wingdings" w:hint="default"/>
+        <w:sz w:val="20"/>
+      </w:rPr>
+    </w:lvl>
+    <w:lvl w:ilvl="7" w:tentative="1">
+      <w:start w:val="1"/>
+      <w:numFmt w:val="bullet"/>
+      <w:lvlText w:val=""/>
+      <w:lvlJc w:val="left"/>
+      <w:pPr>
+        <w:tabs>
+          <w:tab w:val="num" w:pos="5760"/>
+        </w:tabs>
+        <w:ind w:left="5760" w:hanging="360"/>
+      </w:pPr>
+      <w:rPr>
+        <w:rFonts w:ascii="Wingdings" w:hAnsi="Wingdings" w:hint="default"/>
+        <w:sz w:val="20"/>
+      </w:rPr>
+    </w:lvl>
+    <w:lvl w:ilvl="8" w:tentative="1">
+      <w:start w:val="1"/>
+      <w:numFmt w:val="bullet"/>
+      <w:lvlText w:val=""/>
+      <w:lvlJc w:val="left"/>
+      <w:pPr>
+        <w:tabs>
+          <w:tab w:val="num" w:pos="6480"/>
+        </w:tabs>
+        <w:ind w:left="6480" w:hanging="360"/>
+      </w:pPr>
+      <w:rPr>
+        <w:rFonts w:ascii="Wingdings" w:hAnsi="Wingdings" w:hint="default"/>
+        <w:sz w:val="20"/>
+      </w:rPr>
+    </w:lvl>
+  </w:abstractNum>
   <w:num w:numId="1" w16cid:durableId="21907027">
+    <w:abstractNumId w:val="9"/>
+  </w:num>
+  <w:num w:numId="2" w16cid:durableId="200242632">
+    <w:abstractNumId w:val="3"/>
+  </w:num>
+  <w:num w:numId="3" w16cid:durableId="222328000">
+    <w:abstractNumId w:val="13"/>
+  </w:num>
+  <w:num w:numId="4" w16cid:durableId="929581388">
     <w:abstractNumId w:val="6"/>
   </w:num>
-  <w:num w:numId="2" w16cid:durableId="200242632">
-    <w:abstractNumId w:val="2"/>
-  </w:num>
-  <w:num w:numId="3" w16cid:durableId="222328000">
-    <w:abstractNumId w:val="9"/>
-  </w:num>
-  <w:num w:numId="4" w16cid:durableId="929581388">
-    <w:abstractNumId w:val="3"/>
-  </w:num>
   <w:num w:numId="5" w16cid:durableId="1699349752">
-    <w:abstractNumId w:val="5"/>
+    <w:abstractNumId w:val="8"/>
   </w:num>
   <w:num w:numId="6" w16cid:durableId="156965664">
-    <w:abstractNumId w:val="8"/>
+    <w:abstractNumId w:val="12"/>
   </w:num>
   <w:num w:numId="7" w16cid:durableId="1941184049">
-    <w:abstractNumId w:val="4"/>
+    <w:abstractNumId w:val="7"/>
   </w:num>
   <w:num w:numId="8" w16cid:durableId="1233466076">
+    <w:abstractNumId w:val="15"/>
+  </w:num>
+  <w:num w:numId="9" w16cid:durableId="1209877734">
+    <w:abstractNumId w:val="19"/>
+  </w:num>
+  <w:num w:numId="10" w16cid:durableId="2138603477">
+    <w:abstractNumId w:val="21"/>
+  </w:num>
+  <w:num w:numId="11" w16cid:durableId="328755973">
+    <w:abstractNumId w:val="18"/>
+  </w:num>
+  <w:num w:numId="12" w16cid:durableId="676926426">
+    <w:abstractNumId w:val="14"/>
+  </w:num>
+  <w:num w:numId="13" w16cid:durableId="536891250">
     <w:abstractNumId w:val="11"/>
   </w:num>
-  <w:num w:numId="9" w16cid:durableId="1209877734">
-    <w:abstractNumId w:val="14"/>
-  </w:num>
-  <w:num w:numId="10" w16cid:durableId="2138603477">
-    <w:abstractNumId w:val="15"/>
-  </w:num>
-  <w:num w:numId="11" w16cid:durableId="328755973">
-    <w:abstractNumId w:val="13"/>
-  </w:num>
-  <w:num w:numId="12" w16cid:durableId="676926426">
-    <w:abstractNumId w:val="10"/>
-  </w:num>
-  <w:num w:numId="13" w16cid:durableId="536891250">
-    <w:abstractNumId w:val="7"/>
-  </w:num>
   <w:num w:numId="14" w16cid:durableId="1855414932">
-    <w:abstractNumId w:val="1"/>
+    <w:abstractNumId w:val="2"/>
   </w:num>
   <w:num w:numId="15" w16cid:durableId="58599452">
     <w:abstractNumId w:val="0"/>
   </w:num>
   <w:num w:numId="16" w16cid:durableId="858810819">
-    <w:abstractNumId w:val="12"/>
+    <w:abstractNumId w:val="16"/>
+  </w:num>
+  <w:num w:numId="17" w16cid:durableId="1625304519">
+    <w:abstractNumId w:val="17"/>
+  </w:num>
+  <w:num w:numId="18" w16cid:durableId="1457262682">
+    <w:abstractNumId w:val="20"/>
+  </w:num>
+  <w:num w:numId="19" w16cid:durableId="1411853616">
+    <w:abstractNumId w:val="22"/>
+  </w:num>
+  <w:num w:numId="20" w16cid:durableId="1921939031">
+    <w:abstractNumId w:val="10"/>
+  </w:num>
+  <w:num w:numId="21" w16cid:durableId="548339889">
+    <w:abstractNumId w:val="4"/>
+  </w:num>
+  <w:num w:numId="22" w16cid:durableId="711736147">
+    <w:abstractNumId w:val="5"/>
+  </w:num>
+  <w:num w:numId="23" w16cid:durableId="1919899412">
+    <w:abstractNumId w:val="1"/>
   </w:num>
 </w:numbering>
 </file>
@@ -6005,6 +6095,18 @@
       <w:iCs/>
     </w:rPr>
   </w:style>
+  <w:style w:type="character" w:styleId="Hyperlink">
+    <w:name w:val="Hyperlink"/>
+    <w:basedOn w:val="DefaultParagraphFont"/>
+    <w:uiPriority w:val="99"/>
+    <w:semiHidden/>
+    <w:unhideWhenUsed/>
+    <w:rsid w:val="005A3765"/>
+    <w:rPr>
+      <w:color w:val="0000FF"/>
+      <w:u w:val="single"/>
+    </w:rPr>
+  </w:style>
 </w:styles>
 </file>
 
